--- a/fixtures/packs-2026-10-30/csm/banking/01_Channel_CSM_Questionnaire.docx
+++ b/fixtures/packs-2026-10-30/csm/banking/01_Channel_CSM_Questionnaire.docx
@@ -7,148 +7,153 @@
         <w:pStyle w:val="Title"/>
       </w:pPr>
       <w:r>
-        <w:rPr>
-          <w:color w:val="000000"/>
-        </w:rPr>
-        <w:t>South African banking channel satisfaction questionnaire</w:t>
+        <w:t>South African banking channel CSM questionnaire</w:t>
       </w:r>
     </w:p>
     <w:p>
       <w:r>
-        <w:t>Channel tracker | Three synthetic waves | Version 3 additive expansion 30 October 2026</w:t>
+        <w:t>Collect the latest experience in each channel used with the main provider in the past 30 days. This separate instrument writes one Experiences row per customer and used channel. It does not rate every contact and does not replace the separately anchored whole journey.</w:t>
       </w:r>
     </w:p>
     <w:p>
-      <w:r>
-        <w:t>Measure the most recent experience in each channel used during the past 30 days. Use this questionnaire with the three Channel wave files. One row represents one customer and one used channel in one wave. Overall company ratings are collected in the separate Company questionnaire.</w:t>
+      <w:pPr>
+        <w:pStyle w:val="Heading1"/>
+        <w:pageBreakBefore w:val="0"/>
+      </w:pPr>
+      <w:r>
+        <w:t>Administration and channel eligibility</w:t>
       </w:r>
     </w:p>
     <w:p>
-      <w:pPr>
-        <w:pStyle w:val="Heading1"/>
-      </w:pPr>
-      <w:r>
-        <w:rPr>
-          <w:color w:val="000000"/>
-        </w:rPr>
-        <w:t>Population sample and recall</w:t>
-      </w:r>
-    </w:p>
-    <w:p>
-      <w:r>
-        <w:t>Adults 18–69 who currently use a personal banking account. Evaluate the bank used for most day-to-day banking, not every bank held. Exclude business-only banking.</w:t>
-      </w:r>
-    </w:p>
-    <w:p>
-      <w:r>
-        <w:t>Screen current customers for channel use in the past 30 days, then repeat the experience questions for each selected channel. Customers with no recent channel use contribute no experience rows. If linked to the Company tracker, carry forward respondent_id, wave, company, demographics and tenure instead of asking them again. The linked demonstration uses the same 1,000 customers per sector per wave.</w:t>
-      </w:r>
-    </w:p>
-    <w:p>
-      <w:r>
-        <w:t>The historical Ask Afrika Word attachment is a general questionnaire template with several unrelated examples, not a CSM-specific instrument. Its question/routing conventions inform the format. The earlier workbook supplies the company/call-centre split, IVR, process audit, service drivers and loyalty concepts. Neither file is overwritten.</w:t>
-      </w:r>
-    </w:p>
-    <w:p>
-      <w:pPr>
-        <w:pStyle w:val="Heading2"/>
-      </w:pPr>
-      <w:r>
-        <w:rPr>
-          <w:color w:val="000000"/>
-        </w:rPr>
-        <w:t>S1 How old are you, and do you currently use an eligible personal service?</w:t>
-      </w:r>
-    </w:p>
-    <w:p>
-      <w:pPr>
-        <w:keepNext/>
-      </w:pPr>
-      <w:r>
-        <w:t>Response: Age plus eligibility. Ask: all.</w:t>
-      </w:r>
-    </w:p>
-    <w:p>
-      <w:r>
-        <w:t>Codes and programming: Age 18–69 and current service required. Record main company code and stable anonymous text respondent_id. No names, accounts, policy or phone numbers.</w:t>
+      <w:r>
+        <w:t>Administer after the company questionnaire. Carry [COMPANY] and the selected channel from that questionnaire. For each channel_used_c01 to channel_used_c04 equal to 1, complete this instrument once in channel code order. No channel use means no experience row. Preserve recalled contact counts in the company data; do not create a row for each recalled contact.</w:t>
       </w:r>
     </w:p>
     <w:tbl>
       <w:tblPr>
-        <w:tblStyle w:val="LightShading-Accent1"/>
         <w:tblW w:type="auto" w:w="0"/>
+        <w:jc w:val="center"/>
+        <w:tblLayout w:type="fixed"/>
         <w:tblLook w:firstColumn="1" w:firstRow="1" w:lastColumn="0" w:lastRow="0" w:noHBand="0" w:noVBand="1" w:val="04A0"/>
+        <w:tblBorders>
+          <w:top w:val="single" w:sz="4" w:color="D9D9D9"/>
+          <w:left w:val="single" w:sz="4" w:color="D9D9D9"/>
+          <w:bottom w:val="single" w:sz="4" w:color="D9D9D9"/>
+          <w:right w:val="single" w:sz="4" w:color="D9D9D9"/>
+          <w:insideH w:val="single" w:sz="4" w:color="D9D9D9"/>
+          <w:insideV w:val="single" w:sz="4" w:color="D9D9D9"/>
+        </w:tblBorders>
       </w:tblPr>
       <w:tblGrid>
-        <w:gridCol w:w="3360"/>
-        <w:gridCol w:w="3360"/>
-        <w:gridCol w:w="3360"/>
+        <w:gridCol w:w="1152"/>
+        <w:gridCol w:w="5472"/>
+        <w:gridCol w:w="3456"/>
       </w:tblGrid>
       <w:tr>
         <w:trPr>
+          <w:cantSplit/>
           <w:tblHeader/>
         </w:trPr>
         <w:tc>
           <w:tcPr>
-            <w:tcW w:type="dxa" w:w="3360"/>
+            <w:tcW w:type="dxa" w:w="1152"/>
+            <w:vAlign w:val="center"/>
+            <w:tcMar>
+              <w:top w:w="75" w:type="dxa"/>
+              <w:left w:w="75" w:type="dxa"/>
+              <w:bottom w:w="75" w:type="dxa"/>
+              <w:right w:w="75" w:type="dxa"/>
+            </w:tcMar>
+            <w:shd w:fill="E8EEF3"/>
           </w:tcPr>
           <w:p>
             <w:pPr>
-              <w:spacing w:after="60"/>
+              <w:spacing w:after="60" w:before="60"/>
+              <w:jc w:val="center"/>
             </w:pPr>
             <w:r>
               <w:rPr>
-                <w:sz w:val="18"/>
+                <w:b/>
+                <w:sz w:val="20"/>
               </w:rPr>
-              <w:t>Code</w:t>
+              <w:t>Channel code</w:t>
             </w:r>
           </w:p>
         </w:tc>
         <w:tc>
           <w:tcPr>
-            <w:tcW w:type="dxa" w:w="3360"/>
+            <w:tcW w:type="dxa" w:w="5472"/>
+            <w:vAlign w:val="center"/>
+            <w:tcMar>
+              <w:top w:w="75" w:type="dxa"/>
+              <w:left w:w="75" w:type="dxa"/>
+              <w:bottom w:w="75" w:type="dxa"/>
+              <w:right w:w="75" w:type="dxa"/>
+            </w:tcMar>
+            <w:shd w:fill="E8EEF3"/>
           </w:tcPr>
           <w:p>
             <w:pPr>
-              <w:spacing w:after="60"/>
+              <w:spacing w:after="60" w:before="60"/>
             </w:pPr>
             <w:r>
               <w:rPr>
-                <w:sz w:val="18"/>
+                <w:b/>
+                <w:sz w:val="20"/>
               </w:rPr>
-              <w:t>Main company</w:t>
+              <w:t>Channel</w:t>
             </w:r>
           </w:p>
         </w:tc>
         <w:tc>
           <w:tcPr>
-            <w:tcW w:type="dxa" w:w="3360"/>
+            <w:tcW w:type="dxa" w:w="3456"/>
+            <w:vAlign w:val="center"/>
+            <w:tcMar>
+              <w:top w:w="75" w:type="dxa"/>
+              <w:left w:w="75" w:type="dxa"/>
+              <w:bottom w:w="75" w:type="dxa"/>
+              <w:right w:w="75" w:type="dxa"/>
+            </w:tcMar>
+            <w:shd w:fill="E8EEF3"/>
           </w:tcPr>
           <w:p>
             <w:pPr>
-              <w:spacing w:after="60"/>
+              <w:spacing w:after="60" w:before="60"/>
             </w:pPr>
             <w:r>
               <w:rPr>
-                <w:sz w:val="18"/>
+                <w:b/>
+                <w:sz w:val="20"/>
               </w:rPr>
-              <w:t>Allocated cases per wave</w:t>
+              <w:t>Eligibility</w:t>
             </w:r>
           </w:p>
         </w:tc>
       </w:tr>
       <w:tr>
+        <w:trPr>
+          <w:cantSplit/>
+        </w:trPr>
         <w:tc>
           <w:tcPr>
-            <w:tcW w:type="dxa" w:w="3360"/>
+            <w:tcW w:type="dxa" w:w="1152"/>
+            <w:vAlign w:val="center"/>
+            <w:tcMar>
+              <w:top w:w="75" w:type="dxa"/>
+              <w:left w:w="75" w:type="dxa"/>
+              <w:bottom w:w="75" w:type="dxa"/>
+              <w:right w:w="75" w:type="dxa"/>
+            </w:tcMar>
           </w:tcPr>
           <w:p>
             <w:pPr>
-              <w:spacing w:after="60"/>
+              <w:spacing w:after="60" w:before="60"/>
+              <w:jc w:val="center"/>
             </w:pPr>
             <w:r>
               <w:rPr>
-                <w:sz w:val="18"/>
+                <w:sz w:val="20"/>
               </w:rPr>
               <w:t>1</w:t>
             </w:r>
@@ -156,49 +161,74 @@
         </w:tc>
         <w:tc>
           <w:tcPr>
-            <w:tcW w:type="dxa" w:w="3360"/>
+            <w:tcW w:type="dxa" w:w="5472"/>
+            <w:vAlign w:val="center"/>
+            <w:tcMar>
+              <w:top w:w="75" w:type="dxa"/>
+              <w:left w:w="75" w:type="dxa"/>
+              <w:bottom w:w="75" w:type="dxa"/>
+              <w:right w:w="75" w:type="dxa"/>
+            </w:tcMar>
           </w:tcPr>
           <w:p>
             <w:pPr>
-              <w:spacing w:after="60"/>
+              <w:spacing w:after="60" w:before="60"/>
             </w:pPr>
             <w:r>
               <w:rPr>
-                <w:sz w:val="18"/>
+                <w:sz w:val="20"/>
               </w:rPr>
-              <w:t>FNB</w:t>
+              <w:t>Call centre</w:t>
             </w:r>
           </w:p>
         </w:tc>
         <w:tc>
           <w:tcPr>
-            <w:tcW w:type="dxa" w:w="3360"/>
+            <w:tcW w:type="dxa" w:w="3456"/>
+            <w:vAlign w:val="center"/>
+            <w:tcMar>
+              <w:top w:w="75" w:type="dxa"/>
+              <w:left w:w="75" w:type="dxa"/>
+              <w:bottom w:w="75" w:type="dxa"/>
+              <w:right w:w="75" w:type="dxa"/>
+            </w:tcMar>
           </w:tcPr>
           <w:p>
             <w:pPr>
-              <w:spacing w:after="60"/>
+              <w:spacing w:after="60" w:before="60"/>
             </w:pPr>
             <w:r>
               <w:rPr>
-                <w:sz w:val="18"/>
+                <w:sz w:val="20"/>
               </w:rPr>
-              <w:t>200</w:t>
+              <w:t>channel_used_c01=1</w:t>
             </w:r>
           </w:p>
         </w:tc>
       </w:tr>
       <w:tr>
+        <w:trPr>
+          <w:cantSplit/>
+        </w:trPr>
         <w:tc>
           <w:tcPr>
-            <w:tcW w:type="dxa" w:w="3360"/>
+            <w:tcW w:type="dxa" w:w="1152"/>
+            <w:vAlign w:val="center"/>
+            <w:tcMar>
+              <w:top w:w="75" w:type="dxa"/>
+              <w:left w:w="75" w:type="dxa"/>
+              <w:bottom w:w="75" w:type="dxa"/>
+              <w:right w:w="75" w:type="dxa"/>
+            </w:tcMar>
           </w:tcPr>
           <w:p>
             <w:pPr>
-              <w:spacing w:after="60"/>
+              <w:spacing w:after="60" w:before="60"/>
+              <w:jc w:val="center"/>
             </w:pPr>
             <w:r>
               <w:rPr>
-                <w:sz w:val="18"/>
+                <w:sz w:val="20"/>
               </w:rPr>
               <w:t>2</w:t>
             </w:r>
@@ -206,49 +236,74 @@
         </w:tc>
         <w:tc>
           <w:tcPr>
-            <w:tcW w:type="dxa" w:w="3360"/>
+            <w:tcW w:type="dxa" w:w="5472"/>
+            <w:vAlign w:val="center"/>
+            <w:tcMar>
+              <w:top w:w="75" w:type="dxa"/>
+              <w:left w:w="75" w:type="dxa"/>
+              <w:bottom w:w="75" w:type="dxa"/>
+              <w:right w:w="75" w:type="dxa"/>
+            </w:tcMar>
           </w:tcPr>
           <w:p>
             <w:pPr>
-              <w:spacing w:after="60"/>
+              <w:spacing w:after="60" w:before="60"/>
             </w:pPr>
             <w:r>
               <w:rPr>
-                <w:sz w:val="18"/>
+                <w:sz w:val="20"/>
               </w:rPr>
-              <w:t>Standard Bank</w:t>
+              <w:t>Branch</w:t>
             </w:r>
           </w:p>
         </w:tc>
         <w:tc>
           <w:tcPr>
-            <w:tcW w:type="dxa" w:w="3360"/>
+            <w:tcW w:type="dxa" w:w="3456"/>
+            <w:vAlign w:val="center"/>
+            <w:tcMar>
+              <w:top w:w="75" w:type="dxa"/>
+              <w:left w:w="75" w:type="dxa"/>
+              <w:bottom w:w="75" w:type="dxa"/>
+              <w:right w:w="75" w:type="dxa"/>
+            </w:tcMar>
           </w:tcPr>
           <w:p>
             <w:pPr>
-              <w:spacing w:after="60"/>
+              <w:spacing w:after="60" w:before="60"/>
             </w:pPr>
             <w:r>
               <w:rPr>
-                <w:sz w:val="18"/>
+                <w:sz w:val="20"/>
               </w:rPr>
-              <w:t>160</w:t>
+              <w:t>channel_used_c02=1</w:t>
             </w:r>
           </w:p>
         </w:tc>
       </w:tr>
       <w:tr>
+        <w:trPr>
+          <w:cantSplit/>
+        </w:trPr>
         <w:tc>
           <w:tcPr>
-            <w:tcW w:type="dxa" w:w="3360"/>
+            <w:tcW w:type="dxa" w:w="1152"/>
+            <w:vAlign w:val="center"/>
+            <w:tcMar>
+              <w:top w:w="75" w:type="dxa"/>
+              <w:left w:w="75" w:type="dxa"/>
+              <w:bottom w:w="75" w:type="dxa"/>
+              <w:right w:w="75" w:type="dxa"/>
+            </w:tcMar>
           </w:tcPr>
           <w:p>
             <w:pPr>
-              <w:spacing w:after="60"/>
+              <w:spacing w:after="60" w:before="60"/>
+              <w:jc w:val="center"/>
             </w:pPr>
             <w:r>
               <w:rPr>
-                <w:sz w:val="18"/>
+                <w:sz w:val="20"/>
               </w:rPr>
               <w:t>3</w:t>
             </w:r>
@@ -256,49 +311,74 @@
         </w:tc>
         <w:tc>
           <w:tcPr>
-            <w:tcW w:type="dxa" w:w="3360"/>
+            <w:tcW w:type="dxa" w:w="5472"/>
+            <w:vAlign w:val="center"/>
+            <w:tcMar>
+              <w:top w:w="75" w:type="dxa"/>
+              <w:left w:w="75" w:type="dxa"/>
+              <w:bottom w:w="75" w:type="dxa"/>
+              <w:right w:w="75" w:type="dxa"/>
+            </w:tcMar>
           </w:tcPr>
           <w:p>
             <w:pPr>
-              <w:spacing w:after="60"/>
+              <w:spacing w:after="60" w:before="60"/>
             </w:pPr>
             <w:r>
               <w:rPr>
-                <w:sz w:val="18"/>
+                <w:sz w:val="20"/>
               </w:rPr>
-              <w:t>Absa</w:t>
+              <w:t>Digital self service</w:t>
             </w:r>
           </w:p>
         </w:tc>
         <w:tc>
           <w:tcPr>
-            <w:tcW w:type="dxa" w:w="3360"/>
+            <w:tcW w:type="dxa" w:w="3456"/>
+            <w:vAlign w:val="center"/>
+            <w:tcMar>
+              <w:top w:w="75" w:type="dxa"/>
+              <w:left w:w="75" w:type="dxa"/>
+              <w:bottom w:w="75" w:type="dxa"/>
+              <w:right w:w="75" w:type="dxa"/>
+            </w:tcMar>
           </w:tcPr>
           <w:p>
             <w:pPr>
-              <w:spacing w:after="60"/>
+              <w:spacing w:after="60" w:before="60"/>
             </w:pPr>
             <w:r>
               <w:rPr>
-                <w:sz w:val="18"/>
+                <w:sz w:val="20"/>
               </w:rPr>
-              <w:t>150</w:t>
+              <w:t>channel_used_c03=1</w:t>
             </w:r>
           </w:p>
         </w:tc>
       </w:tr>
       <w:tr>
+        <w:trPr>
+          <w:cantSplit/>
+        </w:trPr>
         <w:tc>
           <w:tcPr>
-            <w:tcW w:type="dxa" w:w="3360"/>
+            <w:tcW w:type="dxa" w:w="1152"/>
+            <w:vAlign w:val="center"/>
+            <w:tcMar>
+              <w:top w:w="75" w:type="dxa"/>
+              <w:left w:w="75" w:type="dxa"/>
+              <w:bottom w:w="75" w:type="dxa"/>
+              <w:right w:w="75" w:type="dxa"/>
+            </w:tcMar>
           </w:tcPr>
           <w:p>
             <w:pPr>
-              <w:spacing w:after="60"/>
+              <w:spacing w:after="60" w:before="60"/>
+              <w:jc w:val="center"/>
             </w:pPr>
             <w:r>
               <w:rPr>
-                <w:sz w:val="18"/>
+                <w:sz w:val="20"/>
               </w:rPr>
               <w:t>4</w:t>
             </w:r>
@@ -306,232 +386,89 @@
         </w:tc>
         <w:tc>
           <w:tcPr>
-            <w:tcW w:type="dxa" w:w="3360"/>
+            <w:tcW w:type="dxa" w:w="5472"/>
+            <w:vAlign w:val="center"/>
+            <w:tcMar>
+              <w:top w:w="75" w:type="dxa"/>
+              <w:left w:w="75" w:type="dxa"/>
+              <w:bottom w:w="75" w:type="dxa"/>
+              <w:right w:w="75" w:type="dxa"/>
+            </w:tcMar>
           </w:tcPr>
           <w:p>
             <w:pPr>
-              <w:spacing w:after="60"/>
+              <w:spacing w:after="60" w:before="60"/>
             </w:pPr>
             <w:r>
               <w:rPr>
-                <w:sz w:val="18"/>
+                <w:sz w:val="20"/>
               </w:rPr>
-              <w:t>Nedbank</w:t>
+              <w:t>Messaging or live chat</w:t>
             </w:r>
           </w:p>
         </w:tc>
         <w:tc>
           <w:tcPr>
-            <w:tcW w:type="dxa" w:w="3360"/>
+            <w:tcW w:type="dxa" w:w="3456"/>
+            <w:vAlign w:val="center"/>
+            <w:tcMar>
+              <w:top w:w="75" w:type="dxa"/>
+              <w:left w:w="75" w:type="dxa"/>
+              <w:bottom w:w="75" w:type="dxa"/>
+              <w:right w:w="75" w:type="dxa"/>
+            </w:tcMar>
           </w:tcPr>
           <w:p>
             <w:pPr>
-              <w:spacing w:after="60"/>
+              <w:spacing w:after="60" w:before="60"/>
             </w:pPr>
             <w:r>
               <w:rPr>
-                <w:sz w:val="18"/>
+                <w:sz w:val="20"/>
               </w:rPr>
-              <w:t>140</w:t>
-            </w:r>
-          </w:p>
-        </w:tc>
-      </w:tr>
-      <w:tr>
-        <w:tc>
-          <w:tcPr>
-            <w:tcW w:type="dxa" w:w="3360"/>
-          </w:tcPr>
-          <w:p>
-            <w:pPr>
-              <w:spacing w:after="60"/>
-            </w:pPr>
-            <w:r>
-              <w:rPr>
-                <w:sz w:val="18"/>
-              </w:rPr>
-              <w:t>5</w:t>
-            </w:r>
-          </w:p>
-        </w:tc>
-        <w:tc>
-          <w:tcPr>
-            <w:tcW w:type="dxa" w:w="3360"/>
-          </w:tcPr>
-          <w:p>
-            <w:pPr>
-              <w:spacing w:after="60"/>
-            </w:pPr>
-            <w:r>
-              <w:rPr>
-                <w:sz w:val="18"/>
-              </w:rPr>
-              <w:t>Capitec</w:t>
-            </w:r>
-          </w:p>
-        </w:tc>
-        <w:tc>
-          <w:tcPr>
-            <w:tcW w:type="dxa" w:w="3360"/>
-          </w:tcPr>
-          <w:p>
-            <w:pPr>
-              <w:spacing w:after="60"/>
-            </w:pPr>
-            <w:r>
-              <w:rPr>
-                <w:sz w:val="18"/>
-              </w:rPr>
-              <w:t>180</w:t>
-            </w:r>
-          </w:p>
-        </w:tc>
-      </w:tr>
-      <w:tr>
-        <w:tc>
-          <w:tcPr>
-            <w:tcW w:type="dxa" w:w="3360"/>
-          </w:tcPr>
-          <w:p>
-            <w:pPr>
-              <w:spacing w:after="60"/>
-            </w:pPr>
-            <w:r>
-              <w:rPr>
-                <w:sz w:val="18"/>
-              </w:rPr>
-              <w:t>6</w:t>
-            </w:r>
-          </w:p>
-        </w:tc>
-        <w:tc>
-          <w:tcPr>
-            <w:tcW w:type="dxa" w:w="3360"/>
-          </w:tcPr>
-          <w:p>
-            <w:pPr>
-              <w:spacing w:after="60"/>
-            </w:pPr>
-            <w:r>
-              <w:rPr>
-                <w:sz w:val="18"/>
-              </w:rPr>
-              <w:t>Discovery Bank</w:t>
-            </w:r>
-          </w:p>
-        </w:tc>
-        <w:tc>
-          <w:tcPr>
-            <w:tcW w:type="dxa" w:w="3360"/>
-          </w:tcPr>
-          <w:p>
-            <w:pPr>
-              <w:spacing w:after="60"/>
-            </w:pPr>
-            <w:r>
-              <w:rPr>
-                <w:sz w:val="18"/>
-              </w:rPr>
-              <w:t>90</w:t>
-            </w:r>
-          </w:p>
-        </w:tc>
-      </w:tr>
-      <w:tr>
-        <w:tc>
-          <w:tcPr>
-            <w:tcW w:type="dxa" w:w="3360"/>
-          </w:tcPr>
-          <w:p>
-            <w:pPr>
-              <w:spacing w:after="60"/>
-            </w:pPr>
-            <w:r>
-              <w:rPr>
-                <w:sz w:val="18"/>
-              </w:rPr>
-              <w:t>7</w:t>
-            </w:r>
-          </w:p>
-        </w:tc>
-        <w:tc>
-          <w:tcPr>
-            <w:tcW w:type="dxa" w:w="3360"/>
-          </w:tcPr>
-          <w:p>
-            <w:pPr>
-              <w:spacing w:after="60"/>
-            </w:pPr>
-            <w:r>
-              <w:rPr>
-                <w:sz w:val="18"/>
-              </w:rPr>
-              <w:t>GoTyme Bank (formerly TymeBank)</w:t>
-            </w:r>
-          </w:p>
-        </w:tc>
-        <w:tc>
-          <w:tcPr>
-            <w:tcW w:type="dxa" w:w="3360"/>
-          </w:tcPr>
-          <w:p>
-            <w:pPr>
-              <w:spacing w:after="60"/>
-            </w:pPr>
-            <w:r>
-              <w:rPr>
-                <w:sz w:val="18"/>
-              </w:rPr>
-              <w:t>80</w:t>
+              <w:t>channel_used_c04=1</w:t>
             </w:r>
           </w:p>
         </w:tc>
       </w:tr>
     </w:tbl>
     <w:p>
-      <w:pPr>
-        <w:pStyle w:val="Heading2"/>
-      </w:pPr>
-      <w:r>
-        <w:rPr>
-          <w:color w:val="000000"/>
-        </w:rPr>
-        <w:t>S2 Which company do you use most, and how long have you used it?</w:t>
+      <w:r>
+        <w:t>Carry and verify these 13 shared fields from Respondents on (wave, respondent_id): respondent_id, interview_date, wave, company, weight, age, age_band, gender, province, income, settlement, segment and tenure_months. They are repeated unchanged in each Experiences row and are not asked again. Retain each anonymous experience_id and channel code. Do not join on company alone or use row order.</w:t>
       </w:r>
     </w:p>
     <w:p>
-      <w:pPr>
-        <w:keepNext/>
-      </w:pPr>
-      <w:r>
-        <w:t>Response: Single response and numeric. Ask: current customers.</w:t>
+      <w:r>
+        <w:t>Introduce each repetition: Now think only of your most recent [CHANNEL] experience with [COMPANY] in the past 30 days. It may or may not concern the task we discussed earlier. Keep that same experience fixed through Q9. Read every exact question and response label; Ask, Store and Programming are not read aloud.</w:t>
       </w:r>
     </w:p>
     <w:p>
       <w:r>
-        <w:t>Codes and programming: company codes above; tenure_months. This is a main-provider customer sample, not a brand-awareness sample.</w:t>
+        <w:t>The full emotion and call centre diagnostics are included for testing; they may be optional modules in a separately scoped and piloted fieldwork design. Use the original unprefixed question IDs and variable names below. Blank is a structural skip, not zero. Preserve item specific 98, 99 and pending 9 codes. Do not invent or silently repair source answers.</w:t>
       </w:r>
     </w:p>
     <w:p>
       <w:pPr>
-        <w:pStyle w:val="Heading1"/>
-      </w:pPr>
-      <w:r>
-        <w:rPr>
-          <w:color w:val="000000"/>
-        </w:rPr>
-        <w:t>Channel screen and most recent interaction</w:t>
+        <w:pStyle w:val="Heading2"/>
+        <w:keepNext/>
+        <w:spacing w:before="200" w:after="100"/>
+      </w:pPr>
+      <w:r>
+        <w:t>Latest contact date</w:t>
       </w:r>
     </w:p>
     <w:p>
       <w:pPr>
-        <w:pStyle w:val="Heading2"/>
+        <w:keepNext/>
       </w:pPr>
       <w:r>
         <w:rPr>
-          <w:color w:val="000000"/>
+          <w:b/>
         </w:rPr>
-        <w:t>CH1 Which channels have you used with [COMPANY] in the past 30 days?</w:t>
+        <w:t xml:space="preserve">E1  On what date did this most recent [CHANNEL] interaction happen?</w:t>
+      </w:r>
+      <w:r>
+        <w:t/>
       </w:r>
     </w:p>
     <w:p>
@@ -539,76 +476,89 @@
         <w:keepNext/>
       </w:pPr>
       <w:r>
-        <w:t>Response: Multiple response. Ask: all.</w:t>
+        <w:t>Ask: each used channel  Store: contact_date; days_ago.</w:t>
       </w:r>
     </w:p>
     <w:p>
-      <w:r>
-        <w:t>Codes and programming: channel_used_c01–c04: Call centre; Branch; Digital self service; Messaging or live chat. None exclusive. Digital includes app or website self service, not a staff-assisted chat. A messaging interaction is separate from general social-media use.</w:t>
+      <w:pPr>
+        <w:keepNext/>
+      </w:pPr>
+      <w:r>
+        <w:t>Responses: Date; days before interview 0–30.</w:t>
       </w:r>
     </w:p>
     <w:p>
-      <w:pPr>
-        <w:pStyle w:val="Heading2"/>
-      </w:pPr>
-      <w:r>
-        <w:rPr>
-          <w:color w:val="000000"/>
-        </w:rPr>
-        <w:t>CH2 How many interactions have you had through each selected channel?</w:t>
+      <w:r>
+        <w:t>Programming: Preserve source date strings exactly. Check the date is consistent with days_ago and interview_date; no fabricated latest record for an unused channel.</w:t>
       </w:r>
     </w:p>
     <w:p>
       <w:pPr>
+        <w:pStyle w:val="Heading2"/>
         <w:keepNext/>
-      </w:pPr>
-      <w:r>
-        <w:t>Response: Numeric counts. Ask: channel selected.</w:t>
+        <w:spacing w:before="200" w:after="100"/>
+      </w:pPr>
+      <w:r>
+        <w:t>Reasons for the latest contact</w:t>
       </w:r>
     </w:p>
     <w:p>
-      <w:r>
-        <w:t>Codes and programming: channel_contacts_cXX &gt;=1, other channels 0. These are recalled interaction counts. The event file stores only the most recent in each channel, not every contact.</w:t>
+      <w:pPr>
+        <w:keepNext/>
+      </w:pPr>
+      <w:r>
+        <w:rPr>
+          <w:b/>
+        </w:rPr>
+        <w:t xml:space="preserve">E1  What did you need to do in this interaction? Select all reasons that apply. Which was the main reason?</w:t>
+      </w:r>
+      <w:r>
+        <w:t/>
       </w:r>
     </w:p>
     <w:p>
-      <w:r>
-        <w:t>Repeat E1–E9 including E8a–E8e and Q1–Q6 for each used channel. No row exists for an unused channel. CH1–CH2 are stored in Relationship files. For linked interviews, carry forward S1–S2 and D1–D4. Weight and segment are processing fields.</w:t>
+      <w:pPr>
+        <w:keepNext/>
+      </w:pPr>
+      <w:r>
+        <w:t>Ask: each used channel  Store: reasons_r01 to reasons_r06; primary_reason.</w:t>
       </w:r>
     </w:p>
     <w:p>
       <w:pPr>
-        <w:pStyle w:val="Heading2"/>
-      </w:pPr>
-      <w:r>
-        <w:rPr>
-          <w:color w:val="000000"/>
-        </w:rPr>
-        <w:t>E1 On what date did this interaction happen, and what did you need to do?</w:t>
+        <w:keepNext/>
+      </w:pPr>
+      <w:r>
+        <w:t>Responses: 1 Payment or transfer; 2 Account balance or information; 3 Account or personal detail change; 4 Problem complaint or fraud concern; 5 Product advice or application; 6 Other. Each reason flag: 0 No; 1 Yes. Main reason: one code 1–6.</w:t>
       </w:r>
     </w:p>
     <w:p>
-      <w:pPr>
-        <w:keepNext/>
-      </w:pPr>
-      <w:r>
-        <w:t>Response: Date and reasons. Ask: each selected channel.</w:t>
+      <w:r>
+        <w:t>Programming: Ask multiple reasons first, then main reason from those selected. At least the primary reason must have its MR flag=1.</w:t>
       </w:r>
     </w:p>
     <w:p>
-      <w:r>
-        <w:t>Codes and programming: contact_date, days_ago 0–30. primary_reason 1–6; reasons_r01–r06 MR: Payment or transfer; Account balance or information; Account or personal detail change; Problem complaint or fraud concern; Product advice or application; Other. Primary reason must be selected in the MR set. Reasons outside the primary reason may also apply.</w:t>
+      <w:pPr>
+        <w:pStyle w:val="Heading2"/>
+        <w:keepNext/>
+        <w:spacing w:before="200" w:after="100"/>
+      </w:pPr>
+      <w:r>
+        <w:t>Staff contact</w:t>
       </w:r>
     </w:p>
     <w:p>
       <w:pPr>
-        <w:pStyle w:val="Heading2"/>
+        <w:keepNext/>
       </w:pPr>
       <w:r>
         <w:rPr>
-          <w:color w:val="000000"/>
+          <w:b/>
         </w:rPr>
-        <w:t>E2 Was this self service on an app or website, or did you speak or exchange messages with a staff member?</w:t>
+        <w:t xml:space="preserve">E2  During this interaction did you speak or exchange messages with a staff member?</w:t>
+      </w:r>
+      <w:r>
+        <w:t/>
       </w:r>
     </w:p>
     <w:p>
@@ -616,47 +566,52 @@
         <w:keepNext/>
       </w:pPr>
       <w:r>
-        <w:t>Response: Single response and yes/no. Ask: each record.</w:t>
+        <w:t>Ask: each used channel  Store: staff_contact.</w:t>
       </w:r>
     </w:p>
     <w:p>
-      <w:r>
-        <w:t>Codes and programming: digital_mode 1 App / 2 Website only for channel 3. staff_contact 0/1. All channels 1,2,4 have staff contact in this fixture; channel 3 is self service.</w:t>
+      <w:pPr>
+        <w:keepNext/>
+      </w:pPr>
+      <w:r>
+        <w:t>Responses: 0 No; 1 Yes.</w:t>
       </w:r>
     </w:p>
     <w:p>
-      <w:pPr>
-        <w:pStyle w:val="Heading2"/>
-      </w:pPr>
-      <w:r>
-        <w:rPr>
-          <w:color w:val="000000"/>
-        </w:rPr>
-        <w:t>E3 Overall, how satisfied were you with this particular experience?</w:t>
+      <w:r>
+        <w:t>Programming: Channels 1, 2 and 4 have staff contact in the supplied fixture; channel 3 is self service. Keep staff-specific fields blank for self service.</w:t>
       </w:r>
     </w:p>
     <w:p>
       <w:pPr>
+        <w:pStyle w:val="Heading2"/>
         <w:keepNext/>
-      </w:pPr>
-      <w:r>
-        <w:t>Response: Five-point satisfaction. Ask: each record.</w:t>
+        <w:spacing w:before="200" w:after="100"/>
+      </w:pPr>
+      <w:r>
+        <w:t>Live agent contact screen</w:t>
       </w:r>
     </w:p>
     <w:p>
-      <w:r>
-        <w:t>Codes and programming: channel_csat5: 1 Very dissatisfied; 2 Dissatisfied; 3 Neither satisfied nor dissatisfied; 4 Satisfied; 5 Very satisfied; 99 Do not know. Top two box is 4–5, top box is 5, bottom two box is 1–2. Exclude 99 from valid satisfaction bases.</w:t>
+      <w:pPr>
+        <w:keepNext/>
+      </w:pPr>
+      <w:r>
+        <w:rPr>
+          <w:b/>
+        </w:rPr>
+        <w:t xml:space="preserve">Q7a  During this call did you speak to a live agent?</w:t>
+      </w:r>
+      <w:r>
+        <w:t/>
       </w:r>
     </w:p>
     <w:p>
       <w:pPr>
-        <w:pStyle w:val="Heading2"/>
-      </w:pPr>
-      <w:r>
-        <w:rPr>
-          <w:color w:val="000000"/>
-        </w:rPr>
-        <w:t>E4 How easy or difficult was it to get what you needed?</w:t>
+        <w:keepNext/>
+      </w:pPr>
+      <w:r>
+        <w:t>Ask: channel=1 only, before any live-agent diagnostic items  Store: call_agent_contact.</w:t>
       </w:r>
     </w:p>
     <w:p>
@@ -664,23 +619,25 @@
         <w:keepNext/>
       </w:pPr>
       <w:r>
-        <w:t>Response: Seven-point ease. Ask: each record.</w:t>
+        <w:t>Responses: 0 No; 1 Yes; 99 Do not know.</w:t>
       </w:r>
     </w:p>
     <w:p>
-      <w:r>
-        <w:t>Codes and programming: ease7: 1 Very difficult; 2 Difficult; 3 Somewhat difficult; 4 Neither; 5 Somewhat easy; 6 Easy; 7 Very easy; 99 Do not know. Higher means easier. Report mean or %6–7, not five-point CSAT.</w:t>
+      <w:pPr>
+        <w:keepLines/>
+      </w:pPr>
+      <w:r>
+        <w:t>Programming: All existing source call records have staff_contact=1 and existing staff answers, so the added test flag is 1 for every supplied call. For a future IVR-only call, No skips live-agent and queue-wait questions, and staff-specific source items must also be unasked. Do not invent agent ratings or recode original answers. Reconcile with E2 staff_contact before continuing.</w:t>
       </w:r>
     </w:p>
     <w:p>
       <w:pPr>
         <w:pStyle w:val="Heading2"/>
-      </w:pPr>
-      <w:r>
-        <w:rPr>
-          <w:color w:val="000000"/>
-        </w:rPr>
-        <w:t>E5 Did you complete your task? Was there a problem to resolve?</w:t>
+        <w:keepNext/>
+        <w:spacing w:before="200" w:after="100"/>
+      </w:pPr>
+      <w:r>
+        <w:t>Digital mode for the latest contact</w:t>
       </w:r>
     </w:p>
     <w:p>
@@ -688,47 +645,58 @@
         <w:keepNext/>
       </w:pPr>
       <w:r>
-        <w:t>Response: Single response plus yes/no. Ask: each record.</w:t>
+        <w:rPr>
+          <w:b/>
+        </w:rPr>
+        <w:t xml:space="preserve">E2  Was this self service interaction on an app or on a website?</w:t>
+      </w:r>
+      <w:r>
+        <w:t/>
       </w:r>
     </w:p>
     <w:p>
-      <w:r>
-        <w:t>Codes and programming: task_completed: 1 Yes; 0 No; 9 Pending. problem_present 0/1. If problem present, problem_resolution: 1 Fully; 2 Partly; 3 Unresolved; 9 Pending. Blank if no problem.</w:t>
+      <w:pPr>
+        <w:keepNext/>
+      </w:pPr>
+      <w:r>
+        <w:t>Ask: channel=3 only  Store: digital_mode.</w:t>
       </w:r>
     </w:p>
     <w:p>
       <w:pPr>
-        <w:pStyle w:val="Heading2"/>
-      </w:pPr>
-      <w:r>
-        <w:rPr>
-          <w:color w:val="000000"/>
-        </w:rPr>
-        <w:t>E6 Including this interaction, how many contacts across any channels have you made about this same need?</w:t>
+        <w:keepNext/>
+      </w:pPr>
+      <w:r>
+        <w:t>Responses: 1 App; 2 Website.</w:t>
       </w:r>
     </w:p>
     <w:p>
-      <w:pPr>
-        <w:keepNext/>
-      </w:pPr>
-      <w:r>
-        <w:t>Response: Numeric. Ask: each record.</w:t>
+      <w:r>
+        <w:t>Programming: Blank for other channels. Latest-channel digital_mode has no code 3 Both; that code exists only for journey_digital_mode because a whole task may involve both.</w:t>
       </w:r>
     </w:p>
     <w:p>
-      <w:r>
-        <w:t>Codes and programming: contacts_same_need &gt;=1. first_contact_resolution=1 only if problem_present=1, fully resolved, and one contact. 0 for other known outcomes among problem cases. Blank for no problem or still pending.</w:t>
+      <w:pPr>
+        <w:pStyle w:val="Heading2"/>
+        <w:keepNext/>
+        <w:spacing w:before="200" w:after="100"/>
+      </w:pPr>
+      <w:r>
+        <w:t>Latest experience satisfaction</w:t>
       </w:r>
     </w:p>
     <w:p>
       <w:pPr>
-        <w:pStyle w:val="Heading2"/>
+        <w:keepNext/>
       </w:pPr>
       <w:r>
         <w:rPr>
-          <w:color w:val="000000"/>
+          <w:b/>
         </w:rPr>
-        <w:t>E7 Why did you give that channel rating?</w:t>
+        <w:t xml:space="preserve">E3  Overall, how satisfied were you with this particular experience?</w:t>
+      </w:r>
+      <w:r>
+        <w:t/>
       </w:r>
     </w:p>
     <w:p>
@@ -736,89 +704,112 @@
         <w:keepNext/>
       </w:pPr>
       <w:r>
-        <w:t>Response: Open text. Ask: each record.</w:t>
+        <w:t>Ask: each used channel  Store: channel_csat5.</w:t>
       </w:r>
     </w:p>
     <w:p>
       <w:r>
-        <w:t>Codes and programming: channel_reason_text. Optional interviewer clarification, not a generated factual quote.</w:t>
+        <w:t>Responses: 1 Very dissatisfied; 2 Dissatisfied; 3 Neither satisfied nor dissatisfied; 4 Satisfied; 5 Very satisfied; 99 Do not know.</w:t>
       </w:r>
     </w:p>
     <w:p>
       <w:pPr>
         <w:pStyle w:val="Heading2"/>
-      </w:pPr>
-      <w:r>
-        <w:t>E8a How much did this particular channel experience leave you feeling reassured?</w:t>
+        <w:keepNext/>
+        <w:spacing w:before="200" w:after="100"/>
+      </w:pPr>
+      <w:r>
+        <w:t>Ease of the latest experience</w:t>
       </w:r>
     </w:p>
     <w:p>
-      <w:r>
-        <w:t>Codes and programming: channel_reassured5. 1 Not at all; 2 A little; 3 Moderately; 4 Very; 5 Extremely; 99 Do not know. Ask every experience row. Mixed emotions are allowed.</w:t>
+      <w:pPr>
+        <w:keepNext/>
+      </w:pPr>
+      <w:r>
+        <w:rPr>
+          <w:b/>
+        </w:rPr>
+        <w:t xml:space="preserve">E4  How easy or difficult was it to get what you needed?</w:t>
+      </w:r>
+      <w:r>
+        <w:t/>
       </w:r>
     </w:p>
     <w:p>
       <w:pPr>
-        <w:pStyle w:val="Heading2"/>
-      </w:pPr>
-      <w:r>
-        <w:t>E8b How much did this particular channel experience leave you feeling valued?</w:t>
+        <w:keepNext/>
+      </w:pPr>
+      <w:r>
+        <w:t>Ask: each used channel  Store: ease7.</w:t>
       </w:r>
     </w:p>
     <w:p>
-      <w:r>
-        <w:t>Codes and programming: channel_valued5. 1 Not at all; 2 A little; 3 Moderately; 4 Very; 5 Extremely; 99 Do not know. Ask every experience row. Mixed emotions are allowed.</w:t>
+      <w:pPr>
+        <w:keepNext/>
+      </w:pPr>
+      <w:r>
+        <w:t>Responses: 1 Very difficult; 2 Difficult; 3 Somewhat difficult; 4 Neither; 5 Somewhat easy; 6 Easy; 7 Very easy; 99 Do not know.</w:t>
       </w:r>
     </w:p>
     <w:p>
-      <w:pPr>
-        <w:pStyle w:val="Heading2"/>
-      </w:pPr>
-      <w:r>
-        <w:t>E8c How much did this particular channel experience leave you feeling frustrated?</w:t>
+      <w:r>
+        <w:t>Programming: Higher is easier. Mean 1–7 and percentage 6–7 are distinct from five-point CSAT.</w:t>
       </w:r>
     </w:p>
     <w:p>
-      <w:r>
-        <w:t>Codes and programming: channel_frustrated5. 1 Not at all; 2 A little; 3 Moderately; 4 Very; 5 Extremely; 99 Do not know. Ask every experience row. Mixed emotions are allowed.</w:t>
+      <w:pPr>
+        <w:pStyle w:val="Heading2"/>
+        <w:keepNext/>
+        <w:spacing w:before="200" w:after="100"/>
+      </w:pPr>
+      <w:r>
+        <w:t>Task completion in the latest experience</w:t>
       </w:r>
     </w:p>
     <w:p>
       <w:pPr>
-        <w:pStyle w:val="Heading2"/>
-      </w:pPr>
-      <w:r>
-        <w:t>E8d How much did this particular channel experience leave you feeling anxious?</w:t>
+        <w:keepNext/>
+      </w:pPr>
+      <w:r>
+        <w:rPr>
+          <w:b/>
+        </w:rPr>
+        <w:t xml:space="preserve">E5  Did you complete your task?</w:t>
+      </w:r>
+      <w:r>
+        <w:t/>
       </w:r>
     </w:p>
     <w:p>
-      <w:r>
-        <w:t>Codes and programming: channel_anxious5. 1 Not at all; 2 A little; 3 Moderately; 4 Very; 5 Extremely; 99 Do not know. Ask every experience row. Mixed emotions are allowed.</w:t>
+      <w:pPr>
+        <w:keepNext/>
+      </w:pPr>
+      <w:r>
+        <w:t>Ask: each used channel  Store: task_completed.</w:t>
       </w:r>
     </w:p>
     <w:p>
       <w:pPr>
-        <w:pStyle w:val="Heading2"/>
-      </w:pPr>
-      <w:r>
-        <w:t>E8e What about this channel experience made you feel that way?</w:t>
+        <w:keepNext/>
+      </w:pPr>
+      <w:r>
+        <w:t>Responses: 0 No; 1 Yes; 9 Pending.</w:t>
       </w:r>
     </w:p>
     <w:p>
       <w:r>
-        <w:t>Codes and programming: channel_emotion_why_text, open text without identifiers. Ask every experience row. Do not assume it describes the whole journey. Supplied examples are synthetic.</w:t>
+        <w:t>Programming: Keep Pending as an explicit outcome, not a global missing value.</w:t>
       </w:r>
     </w:p>
     <w:p>
       <w:pPr>
         <w:pStyle w:val="Heading2"/>
         <w:keepNext/>
-      </w:pPr>
-      <w:r>
-        <w:rPr>
-          <w:color w:val="000000"/>
-        </w:rPr>
-        <w:t>E9 Does this particular channel experience give you a reason to choose [COMPANY] over another provider?</w:t>
+        <w:spacing w:before="200" w:after="100"/>
+      </w:pPr>
+      <w:r>
+        <w:t>Problem presence</w:t>
       </w:r>
     </w:p>
     <w:p>
@@ -826,41 +817,50 @@
         <w:keepNext/>
       </w:pPr>
       <w:r>
-        <w:t>Ask: each existing latest-channel experience row after E8.</w:t>
+        <w:rPr>
+          <w:b/>
+        </w:rPr>
+        <w:t xml:space="preserve">E5  Was there a problem to resolve?</w:t>
+      </w:r>
+      <w:r>
+        <w:t/>
       </w:r>
     </w:p>
     <w:p>
-      <w:pPr/>
-      <w:r>
-        <w:t>Codes and programming: channel_preference5. 1 Strongly disagree; 2 Disagree; 3 Neither agree nor disagree; 4 Agree; 5 Strongly agree; 99 Do not know. This is stated preference, not observed switching or causal uplift.</w:t>
+      <w:pPr>
+        <w:keepNext/>
+      </w:pPr>
+      <w:r>
+        <w:t>Ask: each used channel  Store: problem_present.</w:t>
       </w:r>
     </w:p>
     <w:p>
-      <w:pPr/>
-      <w:r>
-        <w:t>Journey continuity is collected once in J1–J8 of the Company questionnaire. Keep its independently chosen task anchor and overall outcome at customer level. Never treat separate latest channel rows as successive steps of one journey, or duplicate a customer-level journey outcome across channel rows when calculating bases.</w:t>
+      <w:r>
+        <w:t>Responses: 0 No; 1 Yes.</w:t>
       </w:r>
     </w:p>
     <w:p>
       <w:pPr>
-        <w:pStyle w:val="Heading1"/>
-      </w:pPr>
-      <w:r>
-        <w:rPr>
-          <w:color w:val="000000"/>
-        </w:rPr>
-        <w:t>Channel service quality and process audit</w:t>
+        <w:pStyle w:val="Heading2"/>
+        <w:keepNext/>
+        <w:spacing w:before="200" w:after="100"/>
+      </w:pPr>
+      <w:r>
+        <w:t>Problem resolution</w:t>
       </w:r>
     </w:p>
     <w:p>
       <w:pPr>
-        <w:pStyle w:val="Heading2"/>
+        <w:keepNext/>
       </w:pPr>
       <w:r>
         <w:rPr>
-          <w:color w:val="000000"/>
+          <w:b/>
         </w:rPr>
-        <w:t>Q1 How would you rate this channel on each applicable aspect?</w:t>
+        <w:t xml:space="preserve">E5  Was that problem fully resolved, partly resolved, unresolved or still pending?</w:t>
+      </w:r>
+      <w:r>
+        <w:t/>
       </w:r>
     </w:p>
     <w:p>
@@ -868,227 +868,1315 @@
         <w:keepNext/>
       </w:pPr>
       <w:r>
-        <w:t>Response: Performance grid. Ask: each record.</w:t>
+        <w:t>Ask: problem_present=1  Store: problem_resolution.</w:t>
       </w:r>
     </w:p>
     <w:p>
-      <w:r>
-        <w:t>Codes and programming: driver_* fields use 1 Very poor to 5 Excellent; 98 Not applicable; 99 Do not know. Staff-only items blank for self service, not zero.</w:t>
+      <w:pPr>
+        <w:keepNext/>
+      </w:pPr>
+      <w:r>
+        <w:t>Responses: 1 Fully; 2 Partly; 3 Unresolved; 9 Pending.</w:t>
+      </w:r>
+    </w:p>
+    <w:p>
+      <w:r>
+        <w:t>Programming: Otherwise blank.</w:t>
+      </w:r>
+    </w:p>
+    <w:p>
+      <w:pPr>
+        <w:pStyle w:val="Heading2"/>
+        <w:keepNext/>
+        <w:spacing w:before="200" w:after="100"/>
+      </w:pPr>
+      <w:r>
+        <w:t>Contacts about this same need</w:t>
+      </w:r>
+    </w:p>
+    <w:p>
+      <w:pPr>
+        <w:keepNext/>
+      </w:pPr>
+      <w:r>
+        <w:rPr>
+          <w:b/>
+        </w:rPr>
+        <w:t xml:space="preserve">E6  Including this interaction, how many contacts across any channels have you made about this same need?</w:t>
+      </w:r>
+      <w:r>
+        <w:t/>
+      </w:r>
+    </w:p>
+    <w:p>
+      <w:pPr>
+        <w:keepNext/>
+      </w:pPr>
+      <w:r>
+        <w:t>Ask: each used channel  Store: contacts_same_need.</w:t>
+      </w:r>
+    </w:p>
+    <w:p>
+      <w:pPr>
+        <w:keepNext/>
+      </w:pPr>
+      <w:r>
+        <w:t>Responses: Integer at least 1.</w:t>
+      </w:r>
+    </w:p>
+    <w:p>
+      <w:r>
+        <w:t>Programming: Derive first_contact_resolution=1 only for problem_present=1, problem_resolution=1 and contacts_same_need=1; 0 for other known resolution outcomes 1–3 among problem cases; blank for no problem or pending. This need may differ from the independently anchored journey.</w:t>
+      </w:r>
+    </w:p>
+    <w:p>
+      <w:pPr>
+        <w:pStyle w:val="Heading2"/>
+        <w:keepNext/>
+        <w:spacing w:before="200" w:after="100"/>
+      </w:pPr>
+      <w:r>
+        <w:t>Reason for the channel rating</w:t>
+      </w:r>
+    </w:p>
+    <w:p>
+      <w:pPr>
+        <w:keepNext/>
+      </w:pPr>
+      <w:r>
+        <w:rPr>
+          <w:b/>
+        </w:rPr>
+        <w:t xml:space="preserve">E7  Why did you give that channel rating?</w:t>
+      </w:r>
+      <w:r>
+        <w:t/>
+      </w:r>
+    </w:p>
+    <w:p>
+      <w:pPr>
+        <w:keepNext/>
+      </w:pPr>
+      <w:r>
+        <w:t>Ask: each used channel  Store: channel_reason_text.</w:t>
+      </w:r>
+    </w:p>
+    <w:p>
+      <w:pPr>
+        <w:keepNext/>
+      </w:pPr>
+      <w:r>
+        <w:t>Responses: Open text.</w:t>
+      </w:r>
+    </w:p>
+    <w:p>
+      <w:r>
+        <w:t>Programming: Use respondent words, with optional neutral interviewer clarification; no personal identifiers or invented quotations.</w:t>
+      </w:r>
+    </w:p>
+    <w:p>
+      <w:pPr>
+        <w:pStyle w:val="Heading2"/>
+        <w:keepNext/>
+        <w:spacing w:before="200" w:after="100"/>
+      </w:pPr>
+      <w:r>
+        <w:t>Latest experience emotion reassured</w:t>
+      </w:r>
+    </w:p>
+    <w:p>
+      <w:pPr>
+        <w:keepNext/>
+      </w:pPr>
+      <w:r>
+        <w:rPr>
+          <w:b/>
+        </w:rPr>
+        <w:t xml:space="preserve">E8a  How much did this particular channel experience leave you feeling reassured?</w:t>
+      </w:r>
+      <w:r>
+        <w:t/>
+      </w:r>
+    </w:p>
+    <w:p>
+      <w:pPr>
+        <w:keepNext/>
+      </w:pPr>
+      <w:r>
+        <w:t>Ask: each used channel  Store: channel_reassured5.</w:t>
+      </w:r>
+    </w:p>
+    <w:p>
+      <w:r>
+        <w:t>Responses: 1 Not at all; 2 A little; 3 Moderately; 4 Very; 5 Extremely; 99 Do not know.</w:t>
+      </w:r>
+    </w:p>
+    <w:p>
+      <w:pPr>
+        <w:pStyle w:val="Heading2"/>
+        <w:keepNext/>
+        <w:spacing w:before="200" w:after="100"/>
+      </w:pPr>
+      <w:r>
+        <w:t>Latest experience emotion valued</w:t>
+      </w:r>
+    </w:p>
+    <w:p>
+      <w:pPr>
+        <w:keepNext/>
+      </w:pPr>
+      <w:r>
+        <w:rPr>
+          <w:b/>
+        </w:rPr>
+        <w:t xml:space="preserve">E8b  How much did this particular channel experience leave you feeling valued?</w:t>
+      </w:r>
+      <w:r>
+        <w:t/>
+      </w:r>
+    </w:p>
+    <w:p>
+      <w:pPr>
+        <w:keepNext/>
+      </w:pPr>
+      <w:r>
+        <w:t>Ask: each used channel  Store: channel_valued5.</w:t>
+      </w:r>
+    </w:p>
+    <w:p>
+      <w:r>
+        <w:t>Responses: 1 Not at all; 2 A little; 3 Moderately; 4 Very; 5 Extremely; 99 Do not know.</w:t>
+      </w:r>
+    </w:p>
+    <w:p>
+      <w:pPr>
+        <w:pStyle w:val="Heading2"/>
+        <w:keepNext/>
+        <w:spacing w:before="200" w:after="100"/>
+      </w:pPr>
+      <w:r>
+        <w:t>Latest experience emotion frustrated</w:t>
+      </w:r>
+    </w:p>
+    <w:p>
+      <w:pPr>
+        <w:keepNext/>
+      </w:pPr>
+      <w:r>
+        <w:rPr>
+          <w:b/>
+        </w:rPr>
+        <w:t xml:space="preserve">E8c  How much did this particular channel experience leave you feeling frustrated?</w:t>
+      </w:r>
+      <w:r>
+        <w:t/>
+      </w:r>
+    </w:p>
+    <w:p>
+      <w:pPr>
+        <w:keepNext/>
+      </w:pPr>
+      <w:r>
+        <w:t>Ask: each used channel  Store: channel_frustrated5.</w:t>
+      </w:r>
+    </w:p>
+    <w:p>
+      <w:r>
+        <w:t>Responses: 1 Not at all; 2 A little; 3 Moderately; 4 Very; 5 Extremely; 99 Do not know.</w:t>
+      </w:r>
+    </w:p>
+    <w:p>
+      <w:pPr>
+        <w:pStyle w:val="Heading2"/>
+        <w:keepNext/>
+        <w:spacing w:before="200" w:after="100"/>
+      </w:pPr>
+      <w:r>
+        <w:t>Latest experience emotion anxious</w:t>
+      </w:r>
+    </w:p>
+    <w:p>
+      <w:pPr>
+        <w:keepNext/>
+      </w:pPr>
+      <w:r>
+        <w:rPr>
+          <w:b/>
+        </w:rPr>
+        <w:t xml:space="preserve">E8d  How much did this particular channel experience leave you feeling anxious?</w:t>
+      </w:r>
+      <w:r>
+        <w:t/>
+      </w:r>
+    </w:p>
+    <w:p>
+      <w:pPr>
+        <w:keepNext/>
+      </w:pPr>
+      <w:r>
+        <w:t>Ask: each used channel  Store: channel_anxious5.</w:t>
+      </w:r>
+    </w:p>
+    <w:p>
+      <w:r>
+        <w:t>Responses: 1 Not at all; 2 A little; 3 Moderately; 4 Very; 5 Extremely; 99 Do not know.</w:t>
+      </w:r>
+    </w:p>
+    <w:p>
+      <w:pPr>
+        <w:pStyle w:val="Heading2"/>
+        <w:keepNext/>
+        <w:spacing w:before="200" w:after="100"/>
+      </w:pPr>
+      <w:r>
+        <w:t>Latest experience emotion angry</w:t>
+      </w:r>
+    </w:p>
+    <w:p>
+      <w:pPr>
+        <w:keepNext/>
+      </w:pPr>
+      <w:r>
+        <w:rPr>
+          <w:b/>
+        </w:rPr>
+        <w:t xml:space="preserve">E8f  How much did this particular channel experience leave you feeling angry?</w:t>
+      </w:r>
+      <w:r>
+        <w:t/>
+      </w:r>
+    </w:p>
+    <w:p>
+      <w:pPr>
+        <w:keepNext/>
+      </w:pPr>
+      <w:r>
+        <w:t>Ask: each used channel  Store: channel_angry5.</w:t>
+      </w:r>
+    </w:p>
+    <w:p>
+      <w:r>
+        <w:t>Responses: 1 Not at all; 2 A little; 3 Moderately; 4 Very; 5 Extremely; 99 Do not know.</w:t>
+      </w:r>
+    </w:p>
+    <w:p>
+      <w:pPr>
+        <w:pStyle w:val="Heading2"/>
+        <w:keepNext/>
+        <w:spacing w:before="200" w:after="100"/>
+      </w:pPr>
+      <w:r>
+        <w:t>Latest experience emotion disappointed</w:t>
+      </w:r>
+    </w:p>
+    <w:p>
+      <w:pPr>
+        <w:keepNext/>
+      </w:pPr>
+      <w:r>
+        <w:rPr>
+          <w:b/>
+        </w:rPr>
+        <w:t xml:space="preserve">E8g  How much did this particular channel experience leave you feeling disappointed?</w:t>
+      </w:r>
+      <w:r>
+        <w:t/>
+      </w:r>
+    </w:p>
+    <w:p>
+      <w:pPr>
+        <w:keepNext/>
+      </w:pPr>
+      <w:r>
+        <w:t>Ask: each used channel  Store: channel_disappointed5.</w:t>
+      </w:r>
+    </w:p>
+    <w:p>
+      <w:r>
+        <w:t>Responses: 1 Not at all; 2 A little; 3 Moderately; 4 Very; 5 Extremely; 99 Do not know.</w:t>
+      </w:r>
+    </w:p>
+    <w:p>
+      <w:pPr>
+        <w:pStyle w:val="Heading2"/>
+        <w:keepNext/>
+        <w:spacing w:before="200" w:after="100"/>
+      </w:pPr>
+      <w:r>
+        <w:t>Why the latest experience produced those emotions</w:t>
+      </w:r>
+    </w:p>
+    <w:p>
+      <w:pPr>
+        <w:keepNext/>
+      </w:pPr>
+      <w:r>
+        <w:rPr>
+          <w:b/>
+        </w:rPr>
+        <w:t xml:space="preserve">E8e  What about this channel experience made you feel that way?</w:t>
+      </w:r>
+      <w:r>
+        <w:t/>
+      </w:r>
+    </w:p>
+    <w:p>
+      <w:pPr>
+        <w:keepNext/>
+      </w:pPr>
+      <w:r>
+        <w:t>Ask: each used channel  Store: channel_emotion_why_text.</w:t>
+      </w:r>
+    </w:p>
+    <w:p>
+      <w:pPr>
+        <w:keepNext/>
+      </w:pPr>
+      <w:r>
+        <w:t>Responses: Open text without identifiers.</w:t>
+      </w:r>
+    </w:p>
+    <w:p>
+      <w:r>
+        <w:t>Programming: Emotions may coexist. This is about the latest channel experience, not automatically the whole journey.</w:t>
+      </w:r>
+    </w:p>
+    <w:p>
+      <w:pPr>
+        <w:pStyle w:val="Heading2"/>
+        <w:keepNext/>
+        <w:spacing w:before="200" w:after="100"/>
+      </w:pPr>
+      <w:r>
+        <w:t>Latest experience preference</w:t>
+      </w:r>
+    </w:p>
+    <w:p>
+      <w:pPr>
+        <w:keepNext/>
+      </w:pPr>
+      <w:r>
+        <w:rPr>
+          <w:b/>
+        </w:rPr>
+        <w:t xml:space="preserve">E9  Does this particular channel experience give you a reason to choose [COMPANY] over another provider?</w:t>
+      </w:r>
+      <w:r>
+        <w:t/>
+      </w:r>
+    </w:p>
+    <w:p>
+      <w:pPr>
+        <w:keepNext/>
+      </w:pPr>
+      <w:r>
+        <w:t>Ask: each used channel  Store: channel_preference5.</w:t>
+      </w:r>
+    </w:p>
+    <w:p>
+      <w:pPr>
+        <w:keepNext/>
+      </w:pPr>
+      <w:r>
+        <w:t>Responses: 1 Strongly disagree; 2 Disagree; 3 Neither agree nor disagree; 4 Agree; 5 Strongly agree; 99 Do not know.</w:t>
+      </w:r>
+    </w:p>
+    <w:p>
+      <w:r>
+        <w:t>Programming: Stated preference is neither observed switching nor a causal effect.</w:t>
+      </w:r>
+    </w:p>
+    <w:p>
+      <w:pPr>
+        <w:pStyle w:val="Heading1"/>
+        <w:pageBreakBefore w:val="0"/>
+      </w:pPr>
+      <w:r>
+        <w:t>Channel service quality and process audit</w:t>
+      </w:r>
+    </w:p>
+    <w:p>
+      <w:pPr>
+        <w:pStyle w:val="Heading2"/>
+        <w:keepNext/>
+        <w:spacing w:before="200" w:after="100"/>
+      </w:pPr>
+      <w:r>
+        <w:t>Channel performance grid</w:t>
+      </w:r>
+    </w:p>
+    <w:p>
+      <w:pPr>
+        <w:keepNext/>
+      </w:pPr>
+      <w:r>
+        <w:rPr>
+          <w:b/>
+        </w:rPr>
+        <w:t xml:space="preserve">Q1  How would you rate this channel on each applicable aspect below?</w:t>
+      </w:r>
+      <w:r>
+        <w:t/>
+      </w:r>
+    </w:p>
+    <w:p>
+      <w:pPr>
+        <w:keepNext/>
+      </w:pPr>
+      <w:r>
+        <w:t>Ask: each used channel, with item-specific routes  Store: the ten driver_ fields below.</w:t>
+      </w:r>
+    </w:p>
+    <w:p>
+      <w:pPr>
+        <w:keepNext/>
+      </w:pPr>
+      <w:r>
+        <w:t>Responses: 1 Very poor; 2 Poor; 3 Adequate; 4 Good; 5 Excellent; 98 Not applicable; 99 Do not know.</w:t>
+      </w:r>
+    </w:p>
+    <w:p>
+      <w:r>
+        <w:t>Programming: Ask each listed aspect separately. A routed-out item is blank, not zero or a forced 98. Exclude 98 and 99 from valid 1–5 rating bases.</w:t>
       </w:r>
     </w:p>
     <w:tbl>
       <w:tblPr>
-        <w:tblStyle w:val="LightShading-Accent1"/>
         <w:tblW w:type="auto" w:w="0"/>
+        <w:jc w:val="center"/>
+        <w:tblLayout w:type="fixed"/>
         <w:tblLook w:firstColumn="1" w:firstRow="1" w:lastColumn="0" w:lastRow="0" w:noHBand="0" w:noVBand="1" w:val="04A0"/>
+        <w:tblBorders>
+          <w:top w:val="single" w:sz="4" w:color="D9D9D9"/>
+          <w:left w:val="single" w:sz="4" w:color="D9D9D9"/>
+          <w:bottom w:val="single" w:sz="4" w:color="D9D9D9"/>
+          <w:right w:val="single" w:sz="4" w:color="D9D9D9"/>
+          <w:insideH w:val="single" w:sz="4" w:color="D9D9D9"/>
+          <w:insideV w:val="single" w:sz="4" w:color="D9D9D9"/>
+        </w:tblBorders>
       </w:tblPr>
       <w:tblGrid>
-        <w:gridCol w:w="5040"/>
-        <w:gridCol w:w="5040"/>
+        <w:gridCol w:w="4032"/>
+        <w:gridCol w:w="3888"/>
+        <w:gridCol w:w="2160"/>
       </w:tblGrid>
       <w:tr>
         <w:trPr>
+          <w:cantSplit/>
           <w:tblHeader/>
         </w:trPr>
         <w:tc>
           <w:tcPr>
-            <w:tcW w:type="dxa" w:w="5040"/>
+            <w:tcW w:type="dxa" w:w="4032"/>
+            <w:vAlign w:val="center"/>
+            <w:tcMar>
+              <w:top w:w="75" w:type="dxa"/>
+              <w:left w:w="75" w:type="dxa"/>
+              <w:bottom w:w="75" w:type="dxa"/>
+              <w:right w:w="75" w:type="dxa"/>
+            </w:tcMar>
+            <w:shd w:fill="E8EEF3"/>
           </w:tcPr>
           <w:p>
             <w:pPr>
-              <w:spacing w:after="60"/>
+              <w:spacing w:after="60" w:before="60"/>
             </w:pPr>
             <w:r>
               <w:rPr>
-                <w:sz w:val="18"/>
+                <w:b/>
+                <w:sz w:val="20"/>
               </w:rPr>
-              <w:t>Dimension</w:t>
+              <w:t>Variable</w:t>
             </w:r>
           </w:p>
         </w:tc>
         <w:tc>
           <w:tcPr>
-            <w:tcW w:type="dxa" w:w="5040"/>
+            <w:tcW w:type="dxa" w:w="3888"/>
+            <w:vAlign w:val="center"/>
+            <w:tcMar>
+              <w:top w:w="75" w:type="dxa"/>
+              <w:left w:w="75" w:type="dxa"/>
+              <w:bottom w:w="75" w:type="dxa"/>
+              <w:right w:w="75" w:type="dxa"/>
+            </w:tcMar>
+            <w:shd w:fill="E8EEF3"/>
           </w:tcPr>
           <w:p>
             <w:pPr>
-              <w:spacing w:after="60"/>
+              <w:spacing w:after="60" w:before="60"/>
             </w:pPr>
             <w:r>
               <w:rPr>
-                <w:sz w:val="18"/>
+                <w:b/>
+                <w:sz w:val="20"/>
               </w:rPr>
-              <w:t>Aspects and route</w:t>
+              <w:t>Aspect</w:t>
+            </w:r>
+          </w:p>
+        </w:tc>
+        <w:tc>
+          <w:tcPr>
+            <w:tcW w:type="dxa" w:w="2160"/>
+            <w:vAlign w:val="center"/>
+            <w:tcMar>
+              <w:top w:w="75" w:type="dxa"/>
+              <w:left w:w="75" w:type="dxa"/>
+              <w:bottom w:w="75" w:type="dxa"/>
+              <w:right w:w="75" w:type="dxa"/>
+            </w:tcMar>
+            <w:shd w:fill="E8EEF3"/>
+          </w:tcPr>
+          <w:p>
+            <w:pPr>
+              <w:spacing w:after="60" w:before="60"/>
+            </w:pPr>
+            <w:r>
+              <w:rPr>
+                <w:b/>
+                <w:sz w:val="20"/>
+              </w:rPr>
+              <w:t>Ask</w:t>
             </w:r>
           </w:p>
         </w:tc>
       </w:tr>
       <w:tr>
+        <w:trPr>
+          <w:cantSplit/>
+        </w:trPr>
         <w:tc>
           <w:tcPr>
-            <w:tcW w:type="dxa" w:w="5040"/>
+            <w:tcW w:type="dxa" w:w="4032"/>
+            <w:vAlign w:val="center"/>
+            <w:tcMar>
+              <w:top w:w="75" w:type="dxa"/>
+              <w:left w:w="75" w:type="dxa"/>
+              <w:bottom w:w="75" w:type="dxa"/>
+              <w:right w:w="75" w:type="dxa"/>
+            </w:tcMar>
           </w:tcPr>
           <w:p>
             <w:pPr>
-              <w:spacing w:after="60"/>
+              <w:spacing w:after="60" w:before="60"/>
             </w:pPr>
             <w:r>
               <w:rPr>
-                <w:sz w:val="18"/>
+                <w:sz w:val="20"/>
               </w:rPr>
-              <w:t>Reliability</w:t>
+              <w:t>driver_reliable_accurate</w:t>
             </w:r>
           </w:p>
         </w:tc>
         <w:tc>
           <w:tcPr>
-            <w:tcW w:type="dxa" w:w="5040"/>
+            <w:tcW w:type="dxa" w:w="3888"/>
+            <w:vAlign w:val="center"/>
+            <w:tcMar>
+              <w:top w:w="75" w:type="dxa"/>
+              <w:left w:w="75" w:type="dxa"/>
+              <w:bottom w:w="75" w:type="dxa"/>
+              <w:right w:w="75" w:type="dxa"/>
+            </w:tcMar>
           </w:tcPr>
           <w:p>
             <w:pPr>
-              <w:spacing w:after="60"/>
+              <w:spacing w:after="60" w:before="60"/>
             </w:pPr>
             <w:r>
               <w:rPr>
-                <w:sz w:val="18"/>
+                <w:sz w:val="20"/>
               </w:rPr>
-              <w:t>Accuracy of information; Correct handling of the task</w:t>
+              <w:t>Accuracy of information</w:t>
+            </w:r>
+          </w:p>
+        </w:tc>
+        <w:tc>
+          <w:tcPr>
+            <w:tcW w:type="dxa" w:w="2160"/>
+            <w:vAlign w:val="center"/>
+            <w:tcMar>
+              <w:top w:w="75" w:type="dxa"/>
+              <w:left w:w="75" w:type="dxa"/>
+              <w:bottom w:w="75" w:type="dxa"/>
+              <w:right w:w="75" w:type="dxa"/>
+            </w:tcMar>
+          </w:tcPr>
+          <w:p>
+            <w:pPr>
+              <w:spacing w:after="60" w:before="60"/>
+            </w:pPr>
+            <w:r>
+              <w:rPr>
+                <w:sz w:val="20"/>
+              </w:rPr>
+              <w:t>All used channels</w:t>
             </w:r>
           </w:p>
         </w:tc>
       </w:tr>
       <w:tr>
+        <w:trPr>
+          <w:cantSplit/>
+        </w:trPr>
         <w:tc>
           <w:tcPr>
-            <w:tcW w:type="dxa" w:w="5040"/>
+            <w:tcW w:type="dxa" w:w="4032"/>
+            <w:vAlign w:val="center"/>
+            <w:tcMar>
+              <w:top w:w="75" w:type="dxa"/>
+              <w:left w:w="75" w:type="dxa"/>
+              <w:bottom w:w="75" w:type="dxa"/>
+              <w:right w:w="75" w:type="dxa"/>
+            </w:tcMar>
           </w:tcPr>
           <w:p>
             <w:pPr>
-              <w:spacing w:after="60"/>
+              <w:spacing w:after="60" w:before="60"/>
             </w:pPr>
             <w:r>
               <w:rPr>
-                <w:sz w:val="18"/>
+                <w:sz w:val="20"/>
               </w:rPr>
-              <w:t>Responsiveness</w:t>
+              <w:t>driver_reliable_correct</w:t>
             </w:r>
           </w:p>
         </w:tc>
         <w:tc>
           <w:tcPr>
-            <w:tcW w:type="dxa" w:w="5040"/>
+            <w:tcW w:type="dxa" w:w="3888"/>
+            <w:vAlign w:val="center"/>
+            <w:tcMar>
+              <w:top w:w="75" w:type="dxa"/>
+              <w:left w:w="75" w:type="dxa"/>
+              <w:bottom w:w="75" w:type="dxa"/>
+              <w:right w:w="75" w:type="dxa"/>
+            </w:tcMar>
           </w:tcPr>
           <w:p>
             <w:pPr>
-              <w:spacing w:after="60"/>
+              <w:spacing w:after="60" w:before="60"/>
             </w:pPr>
             <w:r>
               <w:rPr>
-                <w:sz w:val="18"/>
+                <w:sz w:val="20"/>
               </w:rPr>
-              <w:t>Speed of response; Kept informed about progress</w:t>
+              <w:t>Correct handling of the task</w:t>
+            </w:r>
+          </w:p>
+        </w:tc>
+        <w:tc>
+          <w:tcPr>
+            <w:tcW w:type="dxa" w:w="2160"/>
+            <w:vAlign w:val="center"/>
+            <w:tcMar>
+              <w:top w:w="75" w:type="dxa"/>
+              <w:left w:w="75" w:type="dxa"/>
+              <w:bottom w:w="75" w:type="dxa"/>
+              <w:right w:w="75" w:type="dxa"/>
+            </w:tcMar>
+          </w:tcPr>
+          <w:p>
+            <w:pPr>
+              <w:spacing w:after="60" w:before="60"/>
+            </w:pPr>
+            <w:r>
+              <w:rPr>
+                <w:sz w:val="20"/>
+              </w:rPr>
+              <w:t>All used channels</w:t>
             </w:r>
           </w:p>
         </w:tc>
       </w:tr>
       <w:tr>
+        <w:trPr>
+          <w:cantSplit/>
+        </w:trPr>
         <w:tc>
           <w:tcPr>
-            <w:tcW w:type="dxa" w:w="5040"/>
+            <w:tcW w:type="dxa" w:w="4032"/>
+            <w:vAlign w:val="center"/>
+            <w:tcMar>
+              <w:top w:w="75" w:type="dxa"/>
+              <w:left w:w="75" w:type="dxa"/>
+              <w:bottom w:w="75" w:type="dxa"/>
+              <w:right w:w="75" w:type="dxa"/>
+            </w:tcMar>
           </w:tcPr>
           <w:p>
             <w:pPr>
-              <w:spacing w:after="60"/>
+              <w:spacing w:after="60" w:before="60"/>
             </w:pPr>
             <w:r>
               <w:rPr>
-                <w:sz w:val="18"/>
+                <w:sz w:val="20"/>
               </w:rPr>
-              <w:t>Assurance</w:t>
+              <w:t>driver_responsive_speed</w:t>
             </w:r>
           </w:p>
         </w:tc>
         <w:tc>
           <w:tcPr>
-            <w:tcW w:type="dxa" w:w="5040"/>
+            <w:tcW w:type="dxa" w:w="3888"/>
+            <w:vAlign w:val="center"/>
+            <w:tcMar>
+              <w:top w:w="75" w:type="dxa"/>
+              <w:left w:w="75" w:type="dxa"/>
+              <w:bottom w:w="75" w:type="dxa"/>
+              <w:right w:w="75" w:type="dxa"/>
+            </w:tcMar>
           </w:tcPr>
           <w:p>
             <w:pPr>
-              <w:spacing w:after="60"/>
+              <w:spacing w:after="60" w:before="60"/>
             </w:pPr>
             <w:r>
               <w:rPr>
-                <w:sz w:val="18"/>
+                <w:sz w:val="20"/>
               </w:rPr>
-              <w:t>Staff knowledge and competence; Confidence in safe handling | Staff contact only for empathy; staff knowledge only for assurance</w:t>
+              <w:t>Speed of response</w:t>
+            </w:r>
+          </w:p>
+        </w:tc>
+        <w:tc>
+          <w:tcPr>
+            <w:tcW w:type="dxa" w:w="2160"/>
+            <w:vAlign w:val="center"/>
+            <w:tcMar>
+              <w:top w:w="75" w:type="dxa"/>
+              <w:left w:w="75" w:type="dxa"/>
+              <w:bottom w:w="75" w:type="dxa"/>
+              <w:right w:w="75" w:type="dxa"/>
+            </w:tcMar>
+          </w:tcPr>
+          <w:p>
+            <w:pPr>
+              <w:spacing w:after="60" w:before="60"/>
+            </w:pPr>
+            <w:r>
+              <w:rPr>
+                <w:sz w:val="20"/>
+              </w:rPr>
+              <w:t>All used channels</w:t>
             </w:r>
           </w:p>
         </w:tc>
       </w:tr>
       <w:tr>
+        <w:trPr>
+          <w:cantSplit/>
+        </w:trPr>
         <w:tc>
           <w:tcPr>
-            <w:tcW w:type="dxa" w:w="5040"/>
+            <w:tcW w:type="dxa" w:w="4032"/>
+            <w:vAlign w:val="center"/>
+            <w:tcMar>
+              <w:top w:w="75" w:type="dxa"/>
+              <w:left w:w="75" w:type="dxa"/>
+              <w:bottom w:w="75" w:type="dxa"/>
+              <w:right w:w="75" w:type="dxa"/>
+            </w:tcMar>
           </w:tcPr>
           <w:p>
             <w:pPr>
-              <w:spacing w:after="60"/>
+              <w:spacing w:after="60" w:before="60"/>
             </w:pPr>
             <w:r>
               <w:rPr>
-                <w:sz w:val="18"/>
+                <w:sz w:val="20"/>
               </w:rPr>
-              <w:t>Empathy</w:t>
+              <w:t>driver_responsive_updates</w:t>
             </w:r>
           </w:p>
         </w:tc>
         <w:tc>
           <w:tcPr>
-            <w:tcW w:type="dxa" w:w="5040"/>
+            <w:tcW w:type="dxa" w:w="3888"/>
+            <w:vAlign w:val="center"/>
+            <w:tcMar>
+              <w:top w:w="75" w:type="dxa"/>
+              <w:left w:w="75" w:type="dxa"/>
+              <w:bottom w:w="75" w:type="dxa"/>
+              <w:right w:w="75" w:type="dxa"/>
+            </w:tcMar>
           </w:tcPr>
           <w:p>
             <w:pPr>
-              <w:spacing w:after="60"/>
+              <w:spacing w:after="60" w:before="60"/>
             </w:pPr>
             <w:r>
               <w:rPr>
-                <w:sz w:val="18"/>
+                <w:sz w:val="20"/>
               </w:rPr>
-              <w:t>Understanding of my needs; Respectful treatment | Staff contact only for empathy; staff knowledge only for assurance</w:t>
+              <w:t>Kept informed about progress</w:t>
+            </w:r>
+          </w:p>
+        </w:tc>
+        <w:tc>
+          <w:tcPr>
+            <w:tcW w:type="dxa" w:w="2160"/>
+            <w:vAlign w:val="center"/>
+            <w:tcMar>
+              <w:top w:w="75" w:type="dxa"/>
+              <w:left w:w="75" w:type="dxa"/>
+              <w:bottom w:w="75" w:type="dxa"/>
+              <w:right w:w="75" w:type="dxa"/>
+            </w:tcMar>
+          </w:tcPr>
+          <w:p>
+            <w:pPr>
+              <w:spacing w:after="60" w:before="60"/>
+            </w:pPr>
+            <w:r>
+              <w:rPr>
+                <w:sz w:val="20"/>
+              </w:rPr>
+              <w:t>All used channels</w:t>
             </w:r>
           </w:p>
         </w:tc>
       </w:tr>
       <w:tr>
+        <w:trPr>
+          <w:cantSplit/>
+        </w:trPr>
         <w:tc>
           <w:tcPr>
-            <w:tcW w:type="dxa" w:w="5040"/>
+            <w:tcW w:type="dxa" w:w="4032"/>
+            <w:vAlign w:val="center"/>
+            <w:tcMar>
+              <w:top w:w="75" w:type="dxa"/>
+              <w:left w:w="75" w:type="dxa"/>
+              <w:bottom w:w="75" w:type="dxa"/>
+              <w:right w:w="75" w:type="dxa"/>
+            </w:tcMar>
           </w:tcPr>
           <w:p>
             <w:pPr>
-              <w:spacing w:after="60"/>
+              <w:spacing w:after="60" w:before="60"/>
             </w:pPr>
             <w:r>
               <w:rPr>
-                <w:sz w:val="18"/>
+                <w:sz w:val="20"/>
               </w:rPr>
-              <w:t>Access and clarity</w:t>
+              <w:t>driver_assurance_knowledge</w:t>
             </w:r>
           </w:p>
         </w:tc>
         <w:tc>
           <w:tcPr>
-            <w:tcW w:type="dxa" w:w="5040"/>
+            <w:tcW w:type="dxa" w:w="3888"/>
+            <w:vAlign w:val="center"/>
+            <w:tcMar>
+              <w:top w:w="75" w:type="dxa"/>
+              <w:left w:w="75" w:type="dxa"/>
+              <w:bottom w:w="75" w:type="dxa"/>
+              <w:right w:w="75" w:type="dxa"/>
+            </w:tcMar>
           </w:tcPr>
           <w:p>
             <w:pPr>
-              <w:spacing w:after="60"/>
+              <w:spacing w:after="60" w:before="60"/>
             </w:pPr>
             <w:r>
               <w:rPr>
-                <w:sz w:val="18"/>
+                <w:sz w:val="20"/>
               </w:rPr>
-              <w:t>Ease of accessing the channel; Clarity of communication or interface</w:t>
+              <w:t>Staff knowledge and competence</w:t>
+            </w:r>
+          </w:p>
+        </w:tc>
+        <w:tc>
+          <w:tcPr>
+            <w:tcW w:type="dxa" w:w="2160"/>
+            <w:vAlign w:val="center"/>
+            <w:tcMar>
+              <w:top w:w="75" w:type="dxa"/>
+              <w:left w:w="75" w:type="dxa"/>
+              <w:bottom w:w="75" w:type="dxa"/>
+              <w:right w:w="75" w:type="dxa"/>
+            </w:tcMar>
+          </w:tcPr>
+          <w:p>
+            <w:pPr>
+              <w:spacing w:after="60" w:before="60"/>
+            </w:pPr>
+            <w:r>
+              <w:rPr>
+                <w:sz w:val="20"/>
+              </w:rPr>
+              <w:t>Staff contact only</w:t>
+            </w:r>
+          </w:p>
+        </w:tc>
+      </w:tr>
+      <w:tr>
+        <w:trPr>
+          <w:cantSplit/>
+        </w:trPr>
+        <w:tc>
+          <w:tcPr>
+            <w:tcW w:type="dxa" w:w="4032"/>
+            <w:vAlign w:val="center"/>
+            <w:tcMar>
+              <w:top w:w="75" w:type="dxa"/>
+              <w:left w:w="75" w:type="dxa"/>
+              <w:bottom w:w="75" w:type="dxa"/>
+              <w:right w:w="75" w:type="dxa"/>
+            </w:tcMar>
+          </w:tcPr>
+          <w:p>
+            <w:pPr>
+              <w:spacing w:after="60" w:before="60"/>
+            </w:pPr>
+            <w:r>
+              <w:rPr>
+                <w:sz w:val="20"/>
+              </w:rPr>
+              <w:t>driver_assurance_confidence</w:t>
+            </w:r>
+          </w:p>
+        </w:tc>
+        <w:tc>
+          <w:tcPr>
+            <w:tcW w:type="dxa" w:w="3888"/>
+            <w:vAlign w:val="center"/>
+            <w:tcMar>
+              <w:top w:w="75" w:type="dxa"/>
+              <w:left w:w="75" w:type="dxa"/>
+              <w:bottom w:w="75" w:type="dxa"/>
+              <w:right w:w="75" w:type="dxa"/>
+            </w:tcMar>
+          </w:tcPr>
+          <w:p>
+            <w:pPr>
+              <w:spacing w:after="60" w:before="60"/>
+            </w:pPr>
+            <w:r>
+              <w:rPr>
+                <w:sz w:val="20"/>
+              </w:rPr>
+              <w:t>Confidence in safe handling</w:t>
+            </w:r>
+          </w:p>
+        </w:tc>
+        <w:tc>
+          <w:tcPr>
+            <w:tcW w:type="dxa" w:w="2160"/>
+            <w:vAlign w:val="center"/>
+            <w:tcMar>
+              <w:top w:w="75" w:type="dxa"/>
+              <w:left w:w="75" w:type="dxa"/>
+              <w:bottom w:w="75" w:type="dxa"/>
+              <w:right w:w="75" w:type="dxa"/>
+            </w:tcMar>
+          </w:tcPr>
+          <w:p>
+            <w:pPr>
+              <w:spacing w:after="60" w:before="60"/>
+            </w:pPr>
+            <w:r>
+              <w:rPr>
+                <w:sz w:val="20"/>
+              </w:rPr>
+              <w:t>All used channels</w:t>
+            </w:r>
+          </w:p>
+        </w:tc>
+      </w:tr>
+      <w:tr>
+        <w:trPr>
+          <w:cantSplit/>
+        </w:trPr>
+        <w:tc>
+          <w:tcPr>
+            <w:tcW w:type="dxa" w:w="4032"/>
+            <w:vAlign w:val="center"/>
+            <w:tcMar>
+              <w:top w:w="75" w:type="dxa"/>
+              <w:left w:w="75" w:type="dxa"/>
+              <w:bottom w:w="75" w:type="dxa"/>
+              <w:right w:w="75" w:type="dxa"/>
+            </w:tcMar>
+          </w:tcPr>
+          <w:p>
+            <w:pPr>
+              <w:spacing w:after="60" w:before="60"/>
+            </w:pPr>
+            <w:r>
+              <w:rPr>
+                <w:sz w:val="20"/>
+              </w:rPr>
+              <w:t>driver_empathy_understood</w:t>
+            </w:r>
+          </w:p>
+        </w:tc>
+        <w:tc>
+          <w:tcPr>
+            <w:tcW w:type="dxa" w:w="3888"/>
+            <w:vAlign w:val="center"/>
+            <w:tcMar>
+              <w:top w:w="75" w:type="dxa"/>
+              <w:left w:w="75" w:type="dxa"/>
+              <w:bottom w:w="75" w:type="dxa"/>
+              <w:right w:w="75" w:type="dxa"/>
+            </w:tcMar>
+          </w:tcPr>
+          <w:p>
+            <w:pPr>
+              <w:spacing w:after="60" w:before="60"/>
+            </w:pPr>
+            <w:r>
+              <w:rPr>
+                <w:sz w:val="20"/>
+              </w:rPr>
+              <w:t>Understanding of my needs</w:t>
+            </w:r>
+          </w:p>
+        </w:tc>
+        <w:tc>
+          <w:tcPr>
+            <w:tcW w:type="dxa" w:w="2160"/>
+            <w:vAlign w:val="center"/>
+            <w:tcMar>
+              <w:top w:w="75" w:type="dxa"/>
+              <w:left w:w="75" w:type="dxa"/>
+              <w:bottom w:w="75" w:type="dxa"/>
+              <w:right w:w="75" w:type="dxa"/>
+            </w:tcMar>
+          </w:tcPr>
+          <w:p>
+            <w:pPr>
+              <w:spacing w:after="60" w:before="60"/>
+            </w:pPr>
+            <w:r>
+              <w:rPr>
+                <w:sz w:val="20"/>
+              </w:rPr>
+              <w:t>Staff contact only</w:t>
+            </w:r>
+          </w:p>
+        </w:tc>
+      </w:tr>
+      <w:tr>
+        <w:trPr>
+          <w:cantSplit/>
+        </w:trPr>
+        <w:tc>
+          <w:tcPr>
+            <w:tcW w:type="dxa" w:w="4032"/>
+            <w:vAlign w:val="center"/>
+            <w:tcMar>
+              <w:top w:w="75" w:type="dxa"/>
+              <w:left w:w="75" w:type="dxa"/>
+              <w:bottom w:w="75" w:type="dxa"/>
+              <w:right w:w="75" w:type="dxa"/>
+            </w:tcMar>
+          </w:tcPr>
+          <w:p>
+            <w:pPr>
+              <w:spacing w:after="60" w:before="60"/>
+            </w:pPr>
+            <w:r>
+              <w:rPr>
+                <w:sz w:val="20"/>
+              </w:rPr>
+              <w:t>driver_empathy_respect</w:t>
+            </w:r>
+          </w:p>
+        </w:tc>
+        <w:tc>
+          <w:tcPr>
+            <w:tcW w:type="dxa" w:w="3888"/>
+            <w:vAlign w:val="center"/>
+            <w:tcMar>
+              <w:top w:w="75" w:type="dxa"/>
+              <w:left w:w="75" w:type="dxa"/>
+              <w:bottom w:w="75" w:type="dxa"/>
+              <w:right w:w="75" w:type="dxa"/>
+            </w:tcMar>
+          </w:tcPr>
+          <w:p>
+            <w:pPr>
+              <w:spacing w:after="60" w:before="60"/>
+            </w:pPr>
+            <w:r>
+              <w:rPr>
+                <w:sz w:val="20"/>
+              </w:rPr>
+              <w:t>Respectful treatment</w:t>
+            </w:r>
+          </w:p>
+        </w:tc>
+        <w:tc>
+          <w:tcPr>
+            <w:tcW w:type="dxa" w:w="2160"/>
+            <w:vAlign w:val="center"/>
+            <w:tcMar>
+              <w:top w:w="75" w:type="dxa"/>
+              <w:left w:w="75" w:type="dxa"/>
+              <w:bottom w:w="75" w:type="dxa"/>
+              <w:right w:w="75" w:type="dxa"/>
+            </w:tcMar>
+          </w:tcPr>
+          <w:p>
+            <w:pPr>
+              <w:spacing w:after="60" w:before="60"/>
+            </w:pPr>
+            <w:r>
+              <w:rPr>
+                <w:sz w:val="20"/>
+              </w:rPr>
+              <w:t>Staff contact only</w:t>
+            </w:r>
+          </w:p>
+        </w:tc>
+      </w:tr>
+      <w:tr>
+        <w:trPr>
+          <w:cantSplit/>
+        </w:trPr>
+        <w:tc>
+          <w:tcPr>
+            <w:tcW w:type="dxa" w:w="4032"/>
+            <w:vAlign w:val="center"/>
+            <w:tcMar>
+              <w:top w:w="75" w:type="dxa"/>
+              <w:left w:w="75" w:type="dxa"/>
+              <w:bottom w:w="75" w:type="dxa"/>
+              <w:right w:w="75" w:type="dxa"/>
+            </w:tcMar>
+          </w:tcPr>
+          <w:p>
+            <w:pPr>
+              <w:spacing w:after="60" w:before="60"/>
+            </w:pPr>
+            <w:r>
+              <w:rPr>
+                <w:sz w:val="20"/>
+              </w:rPr>
+              <w:t>driver_access_ease</w:t>
+            </w:r>
+          </w:p>
+        </w:tc>
+        <w:tc>
+          <w:tcPr>
+            <w:tcW w:type="dxa" w:w="3888"/>
+            <w:vAlign w:val="center"/>
+            <w:tcMar>
+              <w:top w:w="75" w:type="dxa"/>
+              <w:left w:w="75" w:type="dxa"/>
+              <w:bottom w:w="75" w:type="dxa"/>
+              <w:right w:w="75" w:type="dxa"/>
+            </w:tcMar>
+          </w:tcPr>
+          <w:p>
+            <w:pPr>
+              <w:spacing w:after="60" w:before="60"/>
+            </w:pPr>
+            <w:r>
+              <w:rPr>
+                <w:sz w:val="20"/>
+              </w:rPr>
+              <w:t>Ease of accessing the channel</w:t>
+            </w:r>
+          </w:p>
+        </w:tc>
+        <w:tc>
+          <w:tcPr>
+            <w:tcW w:type="dxa" w:w="2160"/>
+            <w:vAlign w:val="center"/>
+            <w:tcMar>
+              <w:top w:w="75" w:type="dxa"/>
+              <w:left w:w="75" w:type="dxa"/>
+              <w:bottom w:w="75" w:type="dxa"/>
+              <w:right w:w="75" w:type="dxa"/>
+            </w:tcMar>
+          </w:tcPr>
+          <w:p>
+            <w:pPr>
+              <w:spacing w:after="60" w:before="60"/>
+            </w:pPr>
+            <w:r>
+              <w:rPr>
+                <w:sz w:val="20"/>
+              </w:rPr>
+              <w:t>All used channels</w:t>
+            </w:r>
+          </w:p>
+        </w:tc>
+      </w:tr>
+      <w:tr>
+        <w:trPr>
+          <w:cantSplit/>
+        </w:trPr>
+        <w:tc>
+          <w:tcPr>
+            <w:tcW w:type="dxa" w:w="4032"/>
+            <w:vAlign w:val="center"/>
+            <w:tcMar>
+              <w:top w:w="75" w:type="dxa"/>
+              <w:left w:w="75" w:type="dxa"/>
+              <w:bottom w:w="75" w:type="dxa"/>
+              <w:right w:w="75" w:type="dxa"/>
+            </w:tcMar>
+          </w:tcPr>
+          <w:p>
+            <w:pPr>
+              <w:spacing w:after="60" w:before="60"/>
+            </w:pPr>
+            <w:r>
+              <w:rPr>
+                <w:sz w:val="20"/>
+              </w:rPr>
+              <w:t>driver_access_clarity</w:t>
+            </w:r>
+          </w:p>
+        </w:tc>
+        <w:tc>
+          <w:tcPr>
+            <w:tcW w:type="dxa" w:w="3888"/>
+            <w:vAlign w:val="center"/>
+            <w:tcMar>
+              <w:top w:w="75" w:type="dxa"/>
+              <w:left w:w="75" w:type="dxa"/>
+              <w:bottom w:w="75" w:type="dxa"/>
+              <w:right w:w="75" w:type="dxa"/>
+            </w:tcMar>
+          </w:tcPr>
+          <w:p>
+            <w:pPr>
+              <w:spacing w:after="60" w:before="60"/>
+            </w:pPr>
+            <w:r>
+              <w:rPr>
+                <w:sz w:val="20"/>
+              </w:rPr>
+              <w:t>Clarity of communication or interface</w:t>
+            </w:r>
+          </w:p>
+        </w:tc>
+        <w:tc>
+          <w:tcPr>
+            <w:tcW w:type="dxa" w:w="2160"/>
+            <w:vAlign w:val="center"/>
+            <w:tcMar>
+              <w:top w:w="75" w:type="dxa"/>
+              <w:left w:w="75" w:type="dxa"/>
+              <w:bottom w:w="75" w:type="dxa"/>
+              <w:right w:w="75" w:type="dxa"/>
+            </w:tcMar>
+          </w:tcPr>
+          <w:p>
+            <w:pPr>
+              <w:spacing w:after="60" w:before="60"/>
+            </w:pPr>
+            <w:r>
+              <w:rPr>
+                <w:sz w:val="20"/>
+              </w:rPr>
+              <w:t>All used channels</w:t>
             </w:r>
           </w:p>
         </w:tc>
@@ -1096,18 +2184,17 @@
     </w:tbl>
     <w:p>
       <w:r>
-        <w:t>These are original performance-only service-quality items informed by SERVQUAL concepts. They are NOT the licensed or original 22-item paired expectations–perceptions SERVQUAL instrument. Access and clarity is a channel-adapted fifth domain, not a validated replacement for physical tangibles. Dimension means require both items valid. Do not average unavailable empathy/assurance into a digital score.</w:t>
+        <w:t>Derived dimensions each require both component items valid 1–5: reliability = accurate and correct; responsiveness = speed and updates; assurance = knowledge and confidence; empathy = understood and respect; access_and_clarity = ease and clarity. Store the source dimension_reliability, dimension_responsiveness, dimension_assurance, dimension_empathy and dimension_access_and_clarity values without prefixes. Do not average unavailable staff items into digital means. These are adapted performance-only domains, not an original validated SERVQUAL expectations gap.</w:t>
       </w:r>
     </w:p>
     <w:p>
       <w:pPr>
         <w:pStyle w:val="Heading2"/>
-      </w:pPr>
-      <w:r>
-        <w:rPr>
-          <w:color w:val="000000"/>
-        </w:rPr>
-        <w:t>Q2 How long did you wait, and how long did the interaction take?</w:t>
+        <w:keepNext/>
+        <w:spacing w:before="200" w:after="100"/>
+      </w:pPr>
+      <w:r>
+        <w:t>Wait before staff response</w:t>
       </w:r>
     </w:p>
     <w:p>
@@ -1115,47 +2202,58 @@
         <w:keepNext/>
       </w:pPr>
       <w:r>
-        <w:t>Response: Numeric. Ask: each record.</w:t>
+        <w:rPr>
+          <w:b/>
+        </w:rPr>
+        <w:t xml:space="preserve">Q2  How many minutes did you wait before a staff member responded?</w:t>
+      </w:r>
+      <w:r>
+        <w:t/>
       </w:r>
     </w:p>
     <w:p>
-      <w:r>
-        <w:t>Codes and programming: wait_minutes for staff channels only; handling_minutes all channels; digital_response_seconds for digital self service only. These are different units, not interchangeable. Zero wait is valid.</w:t>
+      <w:pPr>
+        <w:keepNext/>
+      </w:pPr>
+      <w:r>
+        <w:t>Ask: staff_contact=1  Store: wait_minutes.</w:t>
       </w:r>
     </w:p>
     <w:p>
       <w:pPr>
-        <w:pStyle w:val="Heading2"/>
-      </w:pPr>
-      <w:r>
-        <w:rPr>
-          <w:color w:val="000000"/>
-        </w:rPr>
-        <w:t>Q3 Were you transferred, placed on hold, or promised a callback?</w:t>
+        <w:keepNext/>
+      </w:pPr>
+      <w:r>
+        <w:t>Responses: Numeric minutes; zero is valid.</w:t>
       </w:r>
     </w:p>
     <w:p>
-      <w:pPr>
-        <w:keepNext/>
-      </w:pPr>
-      <w:r>
-        <w:t>Response: Conditional call-centre audit. Ask: channel 1 only.</w:t>
+      <w:r>
+        <w:t>Programming: Blank for digital self service.</w:t>
       </w:r>
     </w:p>
     <w:p>
-      <w:r>
-        <w:t>Codes and programming: transferred 0/1; number_transfers 1–3 only if transferred. put_on_hold 0/1. callback_promised 0/1; callback_outcome: 1 On time; 2 Late; 3 Not received; 9 Not yet due, only if promised. Exclude not-yet-due from a kept-callback denominator.</w:t>
+      <w:pPr>
+        <w:pStyle w:val="Heading2"/>
+        <w:keepNext/>
+        <w:spacing w:before="200" w:after="100"/>
+      </w:pPr>
+      <w:r>
+        <w:t>Interaction duration</w:t>
       </w:r>
     </w:p>
     <w:p>
       <w:pPr>
-        <w:pStyle w:val="Heading2"/>
+        <w:keepNext/>
       </w:pPr>
       <w:r>
         <w:rPr>
-          <w:color w:val="000000"/>
+          <w:b/>
         </w:rPr>
-        <w:t>Q4 Did you use a recorded or interactive voice menu, and how satisfied were you with it?</w:t>
+        <w:t xml:space="preserve">Q2  How many minutes did the interaction take?</w:t>
+      </w:r>
+      <w:r>
+        <w:t/>
       </w:r>
     </w:p>
     <w:p>
@@ -1163,23 +2261,22 @@
         <w:keepNext/>
       </w:pPr>
       <w:r>
-        <w:t>Response: Yes/no plus satisfaction. Ask: channel 1 only.</w:t>
+        <w:t>Ask: each used channel  Store: handling_minutes.</w:t>
       </w:r>
     </w:p>
     <w:p>
       <w:r>
-        <w:t>Codes and programming: used_ivr 0/1. Ask ivr_csat5 only if used: 1 Very dissatisfied; 2 Dissatisfied; 3 Neither satisfied nor dissatisfied; 4 Satisfied; 5 Very satisfied; 99 Do not know. Ask ivr_clarity5 among IVR users using the Q1 performance anchors.</w:t>
+        <w:t>Responses: Numeric minutes.</w:t>
       </w:r>
     </w:p>
     <w:p>
       <w:pPr>
         <w:pStyle w:val="Heading2"/>
-      </w:pPr>
-      <w:r>
-        <w:rPr>
-          <w:color w:val="000000"/>
-        </w:rPr>
-        <w:t>Q5 Did the member of staff introduce themselves, treat you politely and assist in your preferred language?</w:t>
+        <w:keepNext/>
+        <w:spacing w:before="200" w:after="100"/>
+      </w:pPr>
+      <w:r>
+        <w:t>Digital response time</w:t>
       </w:r>
     </w:p>
     <w:p>
@@ -1187,82 +2284,95 @@
         <w:keepNext/>
       </w:pPr>
       <w:r>
-        <w:t>Response: Three yes/no items. Ask: staff_contact=1.</w:t>
+        <w:rPr>
+          <w:b/>
+        </w:rPr>
+        <w:t xml:space="preserve">Q2  How many seconds did the digital self service take to respond?</w:t>
+      </w:r>
+      <w:r>
+        <w:t/>
       </w:r>
     </w:p>
     <w:p>
-      <w:r>
-        <w:t>Codes and programming: agent_introduced, agent_polite, preferred_language_assisted 0/1. Blank for self service. These factual self-reports are separate from quality ratings.</w:t>
+      <w:pPr>
+        <w:keepNext/>
+      </w:pPr>
+      <w:r>
+        <w:t>Ask: channel=3  Store: digital_response_seconds.</w:t>
       </w:r>
     </w:p>
     <w:p>
       <w:pPr>
-        <w:pStyle w:val="Heading2"/>
-      </w:pPr>
-      <w:r>
-        <w:rPr>
-          <w:color w:val="000000"/>
-        </w:rPr>
-        <w:t>Q6 How would you rate the physical facilities and accessibility?</w:t>
+        <w:keepNext/>
+      </w:pPr>
+      <w:r>
+        <w:t>Responses: Numeric seconds.</w:t>
       </w:r>
     </w:p>
     <w:p>
-      <w:pPr>
-        <w:keepNext/>
-      </w:pPr>
-      <w:r>
-        <w:t>Response: Two performance items. Ask: channel 2 only.</w:t>
+      <w:r>
+        <w:t>Programming: Do not mix seconds with wait or handling minutes.</w:t>
       </w:r>
     </w:p>
     <w:p>
-      <w:r>
-        <w:t>Codes and programming: branch_tidy5 and branch_accessible5 use performance anchors. No physical-facility ratings for a call or app.</w:t>
+      <w:pPr>
+        <w:pStyle w:val="Heading2"/>
+        <w:keepNext/>
+        <w:spacing w:before="200" w:after="100"/>
+      </w:pPr>
+      <w:r>
+        <w:t>Transfer during the latest call</w:t>
       </w:r>
     </w:p>
     <w:p>
       <w:pPr>
-        <w:pStyle w:val="Heading1"/>
+        <w:keepNext/>
       </w:pPr>
       <w:r>
         <w:rPr>
-          <w:color w:val="000000"/>
+          <w:b/>
         </w:rPr>
-        <w:t>Demographics and safeguards</w:t>
+        <w:t xml:space="preserve">Q3  Were you transferred during the call?</w:t>
+      </w:r>
+      <w:r>
+        <w:t/>
       </w:r>
     </w:p>
     <w:p>
       <w:pPr>
-        <w:pStyle w:val="Heading2"/>
-      </w:pPr>
-      <w:r>
-        <w:rPr>
-          <w:color w:val="000000"/>
-        </w:rPr>
-        <w:t>D1 How do you describe your gender?</w:t>
+        <w:keepNext/>
+      </w:pPr>
+      <w:r>
+        <w:t>Ask: channel=1 only  Store: transferred.</w:t>
       </w:r>
     </w:p>
     <w:p>
-      <w:pPr>
-        <w:keepNext/>
-      </w:pPr>
-      <w:r>
-        <w:t>Response: Single response. Ask: all.</w:t>
+      <w:r>
+        <w:t>Responses: 0 No; 1 Yes.</w:t>
       </w:r>
     </w:p>
     <w:p>
-      <w:r>
-        <w:t>Codes and programming: 1 Man; 2 Woman; 3 Another identity; 4 Prefer not to say.</w:t>
+      <w:pPr>
+        <w:pStyle w:val="Heading2"/>
+        <w:keepNext/>
+        <w:spacing w:before="200" w:after="100"/>
+      </w:pPr>
+      <w:r>
+        <w:t>Number of transfers</w:t>
       </w:r>
     </w:p>
     <w:p>
       <w:pPr>
-        <w:pStyle w:val="Heading2"/>
+        <w:keepNext/>
       </w:pPr>
       <w:r>
         <w:rPr>
-          <w:color w:val="000000"/>
+          <w:b/>
         </w:rPr>
-        <w:t>D2 Which province do you live in?</w:t>
+        <w:t xml:space="preserve">Q3  How many times were you transferred?</w:t>
+      </w:r>
+      <w:r>
+        <w:t/>
       </w:r>
     </w:p>
     <w:p>
@@ -1270,150 +2380,1158 @@
         <w:keepNext/>
       </w:pPr>
       <w:r>
-        <w:t>Response: Single response. Ask: all.</w:t>
+        <w:t>Ask: channel=1 and transferred=1  Store: number_transfers.</w:t>
       </w:r>
     </w:p>
     <w:p>
-      <w:r>
-        <w:t>Codes and programming: 1 Gauteng; 2 KwaZulu-Natal; 3 Western Cape; 4 Eastern Cape; 5 Limpopo; 6 Mpumalanga; 7 North West; 8 Free State; 9 Northern Cape.</w:t>
+      <w:pPr>
+        <w:keepNext/>
+      </w:pPr>
+      <w:r>
+        <w:t>Responses: 1, 2 or 3 transfers.</w:t>
       </w:r>
     </w:p>
     <w:p>
-      <w:pPr>
-        <w:pStyle w:val="Heading2"/>
-      </w:pPr>
-      <w:r>
-        <w:rPr>
-          <w:color w:val="000000"/>
-        </w:rPr>
-        <w:t>D3 What is your monthly household income before tax?</w:t>
+      <w:r>
+        <w:t>Programming: Otherwise blank. Retain the original fixture range.</w:t>
       </w:r>
     </w:p>
     <w:p>
       <w:pPr>
+        <w:pStyle w:val="Heading2"/>
         <w:keepNext/>
-      </w:pPr>
-      <w:r>
-        <w:t>Response: Single response. Ask: all.</w:t>
+        <w:spacing w:before="200" w:after="100"/>
+      </w:pPr>
+      <w:r>
+        <w:t>Hold during the latest call</w:t>
       </w:r>
     </w:p>
     <w:p>
-      <w:r>
-        <w:t>Codes and programming: 1 Below R15,000; 2 R15,000–R29,999; 3 R30,000–R49,999; 4 R50,000–R79,999; 5 R80,000 or more; 99 Prefer not to say.</w:t>
+      <w:pPr>
+        <w:keepNext/>
+      </w:pPr>
+      <w:r>
+        <w:rPr>
+          <w:b/>
+        </w:rPr>
+        <w:t xml:space="preserve">Q3  Were you placed on hold?</w:t>
+      </w:r>
+      <w:r>
+        <w:t/>
       </w:r>
     </w:p>
     <w:p>
       <w:pPr>
-        <w:pStyle w:val="Heading2"/>
-      </w:pPr>
-      <w:r>
-        <w:rPr>
-          <w:color w:val="000000"/>
-        </w:rPr>
-        <w:t>D4 Which best describes where you live?</w:t>
+        <w:keepNext/>
+      </w:pPr>
+      <w:r>
+        <w:t>Ask: channel=1 only  Store: put_on_hold.</w:t>
       </w:r>
     </w:p>
     <w:p>
-      <w:pPr>
-        <w:keepNext/>
-      </w:pPr>
-      <w:r>
-        <w:t>Response: Single response. Ask: all.</w:t>
+      <w:r>
+        <w:t>Responses: 0 No; 1 Yes.</w:t>
       </w:r>
     </w:p>
     <w:p>
-      <w:r>
-        <w:t>Codes and programming: 1 Metro or city; 2 Town; 3 Rural area. Segment is a separate synthetic demonstration segment, not a validated socioeconomic or life-stage classification.</w:t>
+      <w:pPr>
+        <w:pStyle w:val="Heading2"/>
+        <w:keepNext/>
+        <w:spacing w:before="200" w:after="100"/>
+      </w:pPr>
+      <w:r>
+        <w:t>Promised callback</w:t>
       </w:r>
     </w:p>
     <w:p>
-      <w:r>
-        <w:t>Use anonymous IDs. Do not collect names, account numbers or telephone numbers in these fixtures. Multiple channel rows can belong to the same customer. Never count them as independent customers for overall company measures. Preserve structural skips and scale direction across waves. The three waves use independent customers, not a longitudinal panel.</w:t>
+      <w:pPr>
+        <w:keepNext/>
+      </w:pPr>
+      <w:r>
+        <w:rPr>
+          <w:b/>
+        </w:rPr>
+        <w:t xml:space="preserve">Q3  Were you promised a callback?</w:t>
+      </w:r>
+      <w:r>
+        <w:t/>
       </w:r>
     </w:p>
     <w:p>
       <w:pPr>
-        <w:pStyle w:val="Heading1"/>
-      </w:pPr>
-      <w:r>
-        <w:rPr>
-          <w:color w:val="000000"/>
-        </w:rPr>
-        <w:t>References</w:t>
+        <w:keepNext/>
+      </w:pPr>
+      <w:r>
+        <w:t>Ask: channel=1 only  Store: callback_promised.</w:t>
       </w:r>
     </w:p>
     <w:p>
-      <w:pPr>
-        <w:ind w:left="360" w:hanging="360"/>
-      </w:pPr>
-      <w:r>
-        <w:t xml:space="preserve">American Customer Satisfaction Index. (n.d.). </w:t>
-      </w:r>
-      <w:r>
-        <w:rPr>
-          <w:i/>
-        </w:rPr>
-        <w:t>The science of customer satisfaction.</w:t>
-      </w:r>
-      <w:r>
-        <w:t xml:space="preserve">  https://theacsi.com/company/the-science-of-customer-satisfaction/</w:t>
+      <w:r>
+        <w:t>Responses: 0 No; 1 Yes.</w:t>
       </w:r>
     </w:p>
     <w:p>
       <w:pPr>
-        <w:ind w:left="360" w:hanging="360"/>
-      </w:pPr>
-      <w:r>
-        <w:t xml:space="preserve">Qualtrics. (2024, February 27). </w:t>
-      </w:r>
-      <w:r>
-        <w:rPr>
-          <w:i/>
-        </w:rPr>
-        <w:t>Customer experience metrics How to measure CX.</w:t>
-      </w:r>
-      <w:r>
-        <w:t xml:space="preserve">  https://www.qualtrics.com/en-au/articles/customer-experience/customer-experience-measurement-metrics/</w:t>
+        <w:pStyle w:val="Heading2"/>
+        <w:keepNext/>
+        <w:spacing w:before="200" w:after="100"/>
+      </w:pPr>
+      <w:r>
+        <w:t>Callback outcome</w:t>
       </w:r>
     </w:p>
     <w:p>
       <w:pPr>
-        <w:ind w:left="360" w:hanging="360"/>
-      </w:pPr>
-      <w:r>
-        <w:t xml:space="preserve">Parasuraman, A., Zeithaml, V. A., &amp; Berry, L. L. (1988). </w:t>
-      </w:r>
+        <w:keepNext/>
+      </w:pPr>
       <w:r>
         <w:rPr>
-          <w:i/>
+          <w:b/>
         </w:rPr>
-        <w:t>SERVQUAL A multiple-item scale for measuring consumer perceptions of service quality.</w:t>
-      </w:r>
-      <w:r>
-        <w:t xml:space="preserve"> Journal of Retailing, 64(1), 12–40. Accessible repository copy. https://zenodo.org/records/14579730</w:t>
+        <w:t xml:space="preserve">Q3  Was that callback received on time, late, not received or not yet due?</w:t>
+      </w:r>
+      <w:r>
+        <w:t/>
       </w:r>
     </w:p>
     <w:p>
       <w:pPr>
-        <w:ind w:left="360" w:hanging="360"/>
-      </w:pPr>
-      <w:r>
-        <w:t xml:space="preserve">Bain &amp; Company. (n.d.). </w:t>
-      </w:r>
+        <w:keepNext/>
+      </w:pPr>
+      <w:r>
+        <w:t>Ask: channel=1 and callback_promised=1  Store: callback_outcome.</w:t>
+      </w:r>
+    </w:p>
+    <w:p>
+      <w:pPr>
+        <w:keepNext/>
+      </w:pPr>
+      <w:r>
+        <w:t>Responses: 1 On time; 2 Late; 3 Not received; 9 Not yet due.</w:t>
+      </w:r>
+    </w:p>
+    <w:p>
+      <w:r>
+        <w:t>Programming: Otherwise blank. Exclude Not yet due from the kept-callback denominator; do not exclude late or not received.</w:t>
+      </w:r>
+    </w:p>
+    <w:p>
+      <w:pPr>
+        <w:pStyle w:val="Heading2"/>
+        <w:keepNext/>
+        <w:spacing w:before="200" w:after="100"/>
+      </w:pPr>
+      <w:r>
+        <w:t>Recorded voice menu use</w:t>
+      </w:r>
+    </w:p>
+    <w:p>
+      <w:pPr>
+        <w:keepNext/>
+      </w:pPr>
       <w:r>
         <w:rPr>
-          <w:i/>
+          <w:b/>
         </w:rPr>
-        <w:t>Measuring your Net Promoter Score.</w:t>
-      </w:r>
-      <w:r>
-        <w:t xml:space="preserve">  https://www.netpromotersystem.com/about/measuring-your-net-promoter-score/</w:t>
+        <w:t xml:space="preserve">Q4  Did you use a recorded or interactive voice menu?</w:t>
+      </w:r>
+      <w:r>
+        <w:t/>
+      </w:r>
+    </w:p>
+    <w:p>
+      <w:pPr>
+        <w:keepNext/>
+      </w:pPr>
+      <w:r>
+        <w:t>Ask: channel=1 only  Store: used_ivr.</w:t>
+      </w:r>
+    </w:p>
+    <w:p>
+      <w:r>
+        <w:t>Responses: 0 No; 1 Yes.</w:t>
+      </w:r>
+    </w:p>
+    <w:p>
+      <w:pPr>
+        <w:pStyle w:val="Heading2"/>
+        <w:keepNext/>
+        <w:spacing w:before="200" w:after="100"/>
+      </w:pPr>
+      <w:r>
+        <w:t>Voice menu satisfaction</w:t>
+      </w:r>
+    </w:p>
+    <w:p>
+      <w:pPr>
+        <w:keepNext/>
+      </w:pPr>
+      <w:r>
+        <w:rPr>
+          <w:b/>
+        </w:rPr>
+        <w:t xml:space="preserve">Q4  How satisfied were you with that recorded or interactive voice menu?</w:t>
+      </w:r>
+      <w:r>
+        <w:t/>
+      </w:r>
+    </w:p>
+    <w:p>
+      <w:pPr>
+        <w:keepNext/>
+      </w:pPr>
+      <w:r>
+        <w:t>Ask: channel=1 and used_ivr=1  Store: ivr_csat5.</w:t>
+      </w:r>
+    </w:p>
+    <w:p>
+      <w:pPr>
+        <w:keepNext/>
+      </w:pPr>
+      <w:r>
+        <w:t>Responses: 1 Very dissatisfied; 2 Dissatisfied; 3 Neither satisfied nor dissatisfied; 4 Satisfied; 5 Very satisfied; 99 Do not know.</w:t>
+      </w:r>
+    </w:p>
+    <w:p>
+      <w:r>
+        <w:t>Programming: Otherwise blank.</w:t>
+      </w:r>
+    </w:p>
+    <w:p>
+      <w:pPr>
+        <w:pStyle w:val="Heading2"/>
+        <w:keepNext/>
+        <w:spacing w:before="200" w:after="100"/>
+      </w:pPr>
+      <w:r>
+        <w:t>Voice menu clarity</w:t>
+      </w:r>
+    </w:p>
+    <w:p>
+      <w:pPr>
+        <w:keepNext/>
+      </w:pPr>
+      <w:r>
+        <w:rPr>
+          <w:b/>
+        </w:rPr>
+        <w:t xml:space="preserve">Q4  How would you rate the clarity of that recorded or interactive voice menu?</w:t>
+      </w:r>
+      <w:r>
+        <w:t/>
+      </w:r>
+    </w:p>
+    <w:p>
+      <w:pPr>
+        <w:keepNext/>
+      </w:pPr>
+      <w:r>
+        <w:t>Ask: channel=1 and used_ivr=1  Store: ivr_clarity5.</w:t>
+      </w:r>
+    </w:p>
+    <w:p>
+      <w:pPr>
+        <w:keepNext/>
+      </w:pPr>
+      <w:r>
+        <w:t>Responses: 1 Very poor; 2 Poor; 3 Adequate; 4 Good; 5 Excellent; 98 Not applicable; 99 Do not know.</w:t>
+      </w:r>
+    </w:p>
+    <w:p>
+      <w:r>
+        <w:t>Programming: Otherwise blank.</w:t>
+      </w:r>
+    </w:p>
+    <w:p>
+      <w:pPr>
+        <w:pStyle w:val="Heading2"/>
+        <w:keepNext/>
+        <w:spacing w:before="200" w:after="100"/>
+      </w:pPr>
+      <w:r>
+        <w:t>Staff introduction</w:t>
+      </w:r>
+    </w:p>
+    <w:p>
+      <w:pPr>
+        <w:keepNext/>
+      </w:pPr>
+      <w:r>
+        <w:rPr>
+          <w:b/>
+        </w:rPr>
+        <w:t xml:space="preserve">Q5  Did the member of staff introduce themselves?</w:t>
+      </w:r>
+      <w:r>
+        <w:t/>
+      </w:r>
+    </w:p>
+    <w:p>
+      <w:pPr>
+        <w:keepNext/>
+      </w:pPr>
+      <w:r>
+        <w:t>Ask: staff_contact=1  Store: agent_introduced.</w:t>
+      </w:r>
+    </w:p>
+    <w:p>
+      <w:pPr>
+        <w:keepNext/>
+      </w:pPr>
+      <w:r>
+        <w:t>Responses: 0 No; 1 Yes.</w:t>
+      </w:r>
+    </w:p>
+    <w:p>
+      <w:r>
+        <w:t>Programming: Otherwise blank. These self-reported process items are separate from performance ratings.</w:t>
+      </w:r>
+    </w:p>
+    <w:p>
+      <w:pPr>
+        <w:pStyle w:val="Heading2"/>
+        <w:keepNext/>
+        <w:spacing w:before="200" w:after="100"/>
+      </w:pPr>
+      <w:r>
+        <w:t>Staff politeness</w:t>
+      </w:r>
+    </w:p>
+    <w:p>
+      <w:pPr>
+        <w:keepNext/>
+      </w:pPr>
+      <w:r>
+        <w:rPr>
+          <w:b/>
+        </w:rPr>
+        <w:t xml:space="preserve">Q5  Did the member of staff treat you politely?</w:t>
+      </w:r>
+      <w:r>
+        <w:t/>
+      </w:r>
+    </w:p>
+    <w:p>
+      <w:pPr>
+        <w:keepNext/>
+      </w:pPr>
+      <w:r>
+        <w:t>Ask: staff_contact=1  Store: agent_polite.</w:t>
+      </w:r>
+    </w:p>
+    <w:p>
+      <w:pPr>
+        <w:keepNext/>
+      </w:pPr>
+      <w:r>
+        <w:t>Responses: 0 No; 1 Yes.</w:t>
+      </w:r>
+    </w:p>
+    <w:p>
+      <w:r>
+        <w:t>Programming: Otherwise blank. These self-reported process items are separate from performance ratings.</w:t>
+      </w:r>
+    </w:p>
+    <w:p>
+      <w:pPr>
+        <w:pStyle w:val="Heading2"/>
+        <w:keepNext/>
+        <w:spacing w:before="200" w:after="100"/>
+      </w:pPr>
+      <w:r>
+        <w:t>Preferred language assistance</w:t>
+      </w:r>
+    </w:p>
+    <w:p>
+      <w:pPr>
+        <w:keepNext/>
+      </w:pPr>
+      <w:r>
+        <w:rPr>
+          <w:b/>
+        </w:rPr>
+        <w:t xml:space="preserve">Q5  Did the member of staff assist you in your preferred language?</w:t>
+      </w:r>
+      <w:r>
+        <w:t/>
+      </w:r>
+    </w:p>
+    <w:p>
+      <w:pPr>
+        <w:keepNext/>
+      </w:pPr>
+      <w:r>
+        <w:t>Ask: staff_contact=1  Store: preferred_language_assisted.</w:t>
+      </w:r>
+    </w:p>
+    <w:p>
+      <w:pPr>
+        <w:keepNext/>
+      </w:pPr>
+      <w:r>
+        <w:t>Responses: 0 No; 1 Yes.</w:t>
+      </w:r>
+    </w:p>
+    <w:p>
+      <w:r>
+        <w:t>Programming: Otherwise blank. These self-reported process items are separate from performance ratings.</w:t>
+      </w:r>
+    </w:p>
+    <w:p>
+      <w:pPr>
+        <w:pStyle w:val="Heading2"/>
+        <w:keepNext/>
+        <w:spacing w:before="200" w:after="100"/>
+      </w:pPr>
+      <w:r>
+        <w:t>Physical facilities tidiness</w:t>
+      </w:r>
+    </w:p>
+    <w:p>
+      <w:pPr>
+        <w:keepNext/>
+      </w:pPr>
+      <w:r>
+        <w:rPr>
+          <w:b/>
+        </w:rPr>
+        <w:t xml:space="preserve">Q6  How would you rate the tidiness of the physical facilities at the branch?</w:t>
+      </w:r>
+      <w:r>
+        <w:t/>
+      </w:r>
+    </w:p>
+    <w:p>
+      <w:pPr>
+        <w:keepNext/>
+      </w:pPr>
+      <w:r>
+        <w:t>Ask: channel=2 only  Store: branch_tidy5.</w:t>
+      </w:r>
+    </w:p>
+    <w:p>
+      <w:pPr>
+        <w:keepNext/>
+      </w:pPr>
+      <w:r>
+        <w:t>Responses: 1 Very poor; 2 Poor; 3 Adequate; 4 Good; 5 Excellent; 98 Not applicable; 99 Do not know.</w:t>
+      </w:r>
+    </w:p>
+    <w:p>
+      <w:r>
+        <w:t>Programming: Otherwise blank. Keep the source branch_tidy5 suffix even in the mobile retail-store version.</w:t>
+      </w:r>
+    </w:p>
+    <w:p>
+      <w:pPr>
+        <w:pStyle w:val="Heading2"/>
+        <w:keepNext/>
+        <w:spacing w:before="200" w:after="100"/>
+      </w:pPr>
+      <w:r>
+        <w:t>Physical facilities accessibility</w:t>
+      </w:r>
+    </w:p>
+    <w:p>
+      <w:pPr>
+        <w:keepNext/>
+      </w:pPr>
+      <w:r>
+        <w:rPr>
+          <w:b/>
+        </w:rPr>
+        <w:t xml:space="preserve">Q6  How would you rate the accessibility of the physical facilities at the branch?</w:t>
+      </w:r>
+      <w:r>
+        <w:t/>
+      </w:r>
+    </w:p>
+    <w:p>
+      <w:pPr>
+        <w:keepNext/>
+      </w:pPr>
+      <w:r>
+        <w:t>Ask: channel=2 only  Store: branch_accessible5.</w:t>
+      </w:r>
+    </w:p>
+    <w:p>
+      <w:pPr>
+        <w:keepNext/>
+      </w:pPr>
+      <w:r>
+        <w:t>Responses: 1 Very poor; 2 Poor; 3 Adequate; 4 Good; 5 Excellent; 98 Not applicable; 99 Do not know.</w:t>
+      </w:r>
+    </w:p>
+    <w:p>
+      <w:r>
+        <w:t>Programming: Otherwise blank. No physical-facility rating for call, app, website or chat.</w:t>
+      </w:r>
+    </w:p>
+    <w:p>
+      <w:pPr>
+        <w:pStyle w:val="Heading1"/>
+        <w:pageBreakBefore w:val="0"/>
+      </w:pPr>
+      <w:r>
+        <w:t>Expanded call centre diagnostics</w:t>
+      </w:r>
+    </w:p>
+    <w:p>
+      <w:r>
+        <w:t>This fuller module is included for testing. Ask its questions only for channel 1, with the live-agent screen Q7a already asked before staff ratings. On channel 2, 3 and 4 records, all these diagnostic fields are blank. Retain original IVR clarity and original process flags; the new items supplement rather than duplicate or overwrite them.</w:t>
+      </w:r>
+    </w:p>
+    <w:p>
+      <w:pPr>
+        <w:pStyle w:val="Heading2"/>
+        <w:keepNext/>
+        <w:spacing w:before="200" w:after="100"/>
+      </w:pPr>
+      <w:r>
+        <w:t>Queue wait satisfaction</w:t>
+      </w:r>
+    </w:p>
+    <w:p>
+      <w:pPr>
+        <w:keepNext/>
+      </w:pPr>
+      <w:r>
+        <w:rPr>
+          <w:b/>
+        </w:rPr>
+        <w:t xml:space="preserve">Q7b  How satisfied were you with the time you waited in the queue before speaking to a live agent?</w:t>
+      </w:r>
+      <w:r>
+        <w:t/>
+      </w:r>
+    </w:p>
+    <w:p>
+      <w:pPr>
+        <w:keepNext/>
+      </w:pPr>
+      <w:r>
+        <w:t>Ask: channel=1 and call_agent_contact=1  Store: queue_wait_csat5.</w:t>
+      </w:r>
+    </w:p>
+    <w:p>
+      <w:pPr>
+        <w:keepNext/>
+      </w:pPr>
+      <w:r>
+        <w:t>Responses: 1 Very dissatisfied; 2 Dissatisfied; 3 Neither satisfied nor dissatisfied; 4 Satisfied; 5 Very satisfied; 99 Do not know.</w:t>
+      </w:r>
+    </w:p>
+    <w:p>
+      <w:r>
+        <w:t>Programming: Ask even if the actual wait was zero. Otherwise blank. This is a satisfaction rating, separate from the original numeric wait_minutes.</w:t>
+      </w:r>
+    </w:p>
+    <w:p>
+      <w:pPr>
+        <w:pStyle w:val="Heading2"/>
+        <w:keepNext/>
+        <w:spacing w:before="200" w:after="100"/>
+      </w:pPr>
+      <w:r>
+        <w:t>Total call time satisfaction</w:t>
+      </w:r>
+    </w:p>
+    <w:p>
+      <w:pPr>
+        <w:keepNext/>
+      </w:pPr>
+      <w:r>
+        <w:rPr>
+          <w:b/>
+        </w:rPr>
+        <w:t xml:space="preserve">Q7c  How satisfied were you with the total time taken by this call?</w:t>
+      </w:r>
+      <w:r>
+        <w:t/>
+      </w:r>
+    </w:p>
+    <w:p>
+      <w:pPr>
+        <w:keepNext/>
+      </w:pPr>
+      <w:r>
+        <w:t>Ask: channel=1, including any future IVR-only call  Store: total_call_time_csat5.</w:t>
+      </w:r>
+    </w:p>
+    <w:p>
+      <w:pPr>
+        <w:keepNext/>
+      </w:pPr>
+      <w:r>
+        <w:t>Responses: 1 Very dissatisfied; 2 Dissatisfied; 3 Neither satisfied nor dissatisfied; 4 Satisfied; 5 Very satisfied; 99 Do not know.</w:t>
+      </w:r>
+    </w:p>
+    <w:p>
+      <w:r>
+        <w:t>Programming: Separate from numeric handling_minutes. Do not infer it from duration.</w:t>
+      </w:r>
+    </w:p>
+    <w:p>
+      <w:pPr>
+        <w:pStyle w:val="Heading2"/>
+        <w:keepNext/>
+        <w:spacing w:before="200" w:after="100"/>
+      </w:pPr>
+      <w:r>
+        <w:t>Overall live agent satisfaction</w:t>
+      </w:r>
+    </w:p>
+    <w:p>
+      <w:pPr>
+        <w:keepNext/>
+      </w:pPr>
+      <w:r>
+        <w:rPr>
+          <w:b/>
+        </w:rPr>
+        <w:t xml:space="preserve">Q7d  Overall, how satisfied were you with the live agent who assisted you during this call?</w:t>
+      </w:r>
+      <w:r>
+        <w:t/>
+      </w:r>
+    </w:p>
+    <w:p>
+      <w:pPr>
+        <w:keepNext/>
+      </w:pPr>
+      <w:r>
+        <w:t>Ask: channel=1 and call_agent_contact=1  Store: agent_overall_csat5.</w:t>
+      </w:r>
+    </w:p>
+    <w:p>
+      <w:pPr>
+        <w:keepNext/>
+      </w:pPr>
+      <w:r>
+        <w:t>Responses: 1 Very dissatisfied; 2 Dissatisfied; 3 Neither satisfied nor dissatisfied; 4 Satisfied; 5 Very satisfied; 99 Do not know.</w:t>
+      </w:r>
+    </w:p>
+    <w:p>
+      <w:r>
+        <w:t>Programming: Otherwise blank. Distinct from overall channel satisfaction.</w:t>
+      </w:r>
+    </w:p>
+    <w:p>
+      <w:pPr>
+        <w:pStyle w:val="Heading2"/>
+        <w:keepNext/>
+        <w:spacing w:before="200" w:after="100"/>
+      </w:pPr>
+      <w:r>
+        <w:t>Correct person at the first transfer</w:t>
+      </w:r>
+    </w:p>
+    <w:p>
+      <w:pPr>
+        <w:keepNext/>
+      </w:pPr>
+      <w:r>
+        <w:rPr>
+          <w:b/>
+        </w:rPr>
+        <w:t xml:space="preserve">Q7e  When you were first transferred during this call, were you put through to the correct person to help you?</w:t>
+      </w:r>
+      <w:r>
+        <w:t/>
+      </w:r>
+    </w:p>
+    <w:p>
+      <w:pPr>
+        <w:keepNext/>
+      </w:pPr>
+      <w:r>
+        <w:t>Ask: channel=1, call_agent_contact=1 and transferred=1  Store: correct_person_first_transfer.</w:t>
+      </w:r>
+    </w:p>
+    <w:p>
+      <w:pPr>
+        <w:keepNext/>
+      </w:pPr>
+      <w:r>
+        <w:t>Responses: 0 No; 1 Yes; 99 Do not know.</w:t>
+      </w:r>
+    </w:p>
+    <w:p>
+      <w:r>
+        <w:t>Programming: Otherwise blank. Do not infer the answer from number of transfers.</w:t>
+      </w:r>
+    </w:p>
+    <w:p>
+      <w:pPr>
+        <w:pStyle w:val="Heading2"/>
+        <w:keepNext/>
+        <w:spacing w:before="200" w:after="100"/>
+      </w:pPr>
+      <w:r>
+        <w:t>Agent ownership</w:t>
+      </w:r>
+    </w:p>
+    <w:p>
+      <w:pPr>
+        <w:keepNext/>
+      </w:pPr>
+      <w:r>
+        <w:rPr>
+          <w:b/>
+        </w:rPr>
+        <w:t xml:space="preserve">Q8a  To what extent do you agree that the agent took ownership of your request or problem?</w:t>
+      </w:r>
+      <w:r>
+        <w:t/>
+      </w:r>
+    </w:p>
+    <w:p>
+      <w:pPr>
+        <w:keepNext/>
+      </w:pPr>
+      <w:r>
+        <w:t>Ask: channel=1 and call_agent_contact=1  Store: agent_ownership5.</w:t>
+      </w:r>
+    </w:p>
+    <w:p>
+      <w:r>
+        <w:t>Responses: 1 Strongly disagree; 2 Disagree; 3 Neither agree nor disagree; 4 Agree; 5 Strongly agree; 98 Not applicable; 99 Do not know.</w:t>
+      </w:r>
+    </w:p>
+    <w:p>
+      <w:pPr>
+        <w:pStyle w:val="Heading2"/>
+        <w:keepNext/>
+        <w:spacing w:before="200" w:after="100"/>
+      </w:pPr>
+      <w:r>
+        <w:t>Agent promise screen</w:t>
+      </w:r>
+    </w:p>
+    <w:p>
+      <w:pPr>
+        <w:keepNext/>
+      </w:pPr>
+      <w:r>
+        <w:rPr>
+          <w:b/>
+        </w:rPr>
+        <w:t xml:space="preserve">Q8b  During this call, did the agent make a specific promise about something that would happen after the call?</w:t>
+      </w:r>
+      <w:r>
+        <w:t/>
+      </w:r>
+    </w:p>
+    <w:p>
+      <w:pPr>
+        <w:keepNext/>
+      </w:pPr>
+      <w:r>
+        <w:t>Ask: channel=1 and call_agent_contact=1  Store: agent_promise_made.</w:t>
+      </w:r>
+    </w:p>
+    <w:p>
+      <w:pPr>
+        <w:keepNext/>
+      </w:pPr>
+      <w:r>
+        <w:t>Responses: 0 No; 1 Yes; 99 Do not know.</w:t>
+      </w:r>
+    </w:p>
+    <w:p>
+      <w:r>
+        <w:t>Programming: If No or Do not know, skip Q8c and leave agent_promises_kept5 blank. A promise is broader than the original callback_promised item; retain both separately.</w:t>
+      </w:r>
+    </w:p>
+    <w:p>
+      <w:pPr>
+        <w:pStyle w:val="Heading2"/>
+        <w:keepNext/>
+        <w:spacing w:before="200" w:after="100"/>
+      </w:pPr>
+      <w:r>
+        <w:t>Agent promises kept</w:t>
+      </w:r>
+    </w:p>
+    <w:p>
+      <w:pPr>
+        <w:keepNext/>
+      </w:pPr>
+      <w:r>
+        <w:rPr>
+          <w:b/>
+        </w:rPr>
+        <w:t xml:space="preserve">Q8c  To what extent do you agree with this statement: The agent kept the promises that were due by now?</w:t>
+      </w:r>
+      <w:r>
+        <w:t/>
+      </w:r>
+    </w:p>
+    <w:p>
+      <w:pPr>
+        <w:keepNext/>
+      </w:pPr>
+      <w:r>
+        <w:t>Ask: channel=1, call_agent_contact=1 and agent_promise_made=1  Store: agent_promises_kept5.</w:t>
+      </w:r>
+    </w:p>
+    <w:p>
+      <w:pPr>
+        <w:keepNext/>
+      </w:pPr>
+      <w:r>
+        <w:t>Responses: 1 Strongly disagree; 2 Disagree; 3 Neither agree nor disagree; 4 Agree; 5 Strongly agree; 9 Not yet due or too early to tell; 98 Not applicable; 99 Do not know.</w:t>
+      </w:r>
+    </w:p>
+    <w:p>
+      <w:r>
+        <w:t>Programming: Code 9 is an explicit pending assessment, excluded from valid 1–5 ratings and not a failure. If a promised callback is not yet due, preserve that status rather than claim a kept or broken promise. Otherwise unasked cases remain blank.</w:t>
+      </w:r>
+    </w:p>
+    <w:p>
+      <w:pPr>
+        <w:pStyle w:val="Heading2"/>
+        <w:keepNext/>
+        <w:spacing w:before="200" w:after="100"/>
+      </w:pPr>
+      <w:r>
+        <w:t>Agent patience</w:t>
+      </w:r>
+    </w:p>
+    <w:p>
+      <w:pPr>
+        <w:keepNext/>
+      </w:pPr>
+      <w:r>
+        <w:rPr>
+          <w:b/>
+        </w:rPr>
+        <w:t xml:space="preserve">Q8d  To what extent do you agree that the agent was patient with you?</w:t>
+      </w:r>
+      <w:r>
+        <w:t/>
+      </w:r>
+    </w:p>
+    <w:p>
+      <w:pPr>
+        <w:keepNext/>
+      </w:pPr>
+      <w:r>
+        <w:t>Ask: channel=1 and call_agent_contact=1  Store: agent_patience5.</w:t>
+      </w:r>
+    </w:p>
+    <w:p>
+      <w:r>
+        <w:t>Responses: 1 Strongly disagree; 2 Disagree; 3 Neither agree nor disagree; 4 Agree; 5 Strongly agree; 98 Not applicable; 99 Do not know.</w:t>
+      </w:r>
+    </w:p>
+    <w:p>
+      <w:pPr>
+        <w:pStyle w:val="Heading2"/>
+        <w:keepNext/>
+        <w:spacing w:before="200" w:after="100"/>
+      </w:pPr>
+      <w:r>
+        <w:t>Urgency need screen</w:t>
+      </w:r>
+    </w:p>
+    <w:p>
+      <w:pPr>
+        <w:keepNext/>
+      </w:pPr>
+      <w:r>
+        <w:rPr>
+          <w:b/>
+        </w:rPr>
+        <w:t xml:space="preserve">Q8e  Did you tell the agent that your request or problem needed urgent attention?</w:t>
+      </w:r>
+      <w:r>
+        <w:t/>
+      </w:r>
+    </w:p>
+    <w:p>
+      <w:pPr>
+        <w:keepNext/>
+      </w:pPr>
+      <w:r>
+        <w:t>Ask: channel=1 and call_agent_contact=1  Store: urgency_need.</w:t>
+      </w:r>
+    </w:p>
+    <w:p>
+      <w:pPr>
+        <w:keepNext/>
+      </w:pPr>
+      <w:r>
+        <w:t>Responses: 0 No; 1 Yes; 99 Do not know.</w:t>
+      </w:r>
+    </w:p>
+    <w:p>
+      <w:r>
+        <w:t>Programming: If No or Do not know, skip Q8f and leave agent_urgency5 blank.</w:t>
+      </w:r>
+    </w:p>
+    <w:p>
+      <w:pPr>
+        <w:pStyle w:val="Heading2"/>
+        <w:keepNext/>
+        <w:spacing w:before="200" w:after="100"/>
+      </w:pPr>
+      <w:r>
+        <w:t>Agent response to urgency</w:t>
+      </w:r>
+    </w:p>
+    <w:p>
+      <w:pPr>
+        <w:keepNext/>
+      </w:pPr>
+      <w:r>
+        <w:rPr>
+          <w:b/>
+        </w:rPr>
+        <w:t xml:space="preserve">Q8f  To what extent do you agree with this statement: The agent responded appropriately to the urgency of my need?</w:t>
+      </w:r>
+      <w:r>
+        <w:t/>
+      </w:r>
+    </w:p>
+    <w:p>
+      <w:pPr>
+        <w:keepNext/>
+      </w:pPr>
+      <w:r>
+        <w:t>Ask: channel=1, call_agent_contact=1 and urgency_need=1  Store: agent_urgency5.</w:t>
+      </w:r>
+    </w:p>
+    <w:p>
+      <w:r>
+        <w:t>Responses: 1 Strongly disagree; 2 Disagree; 3 Neither agree nor disagree; 4 Agree; 5 Strongly agree; 98 Not applicable; 99 Do not know.</w:t>
+      </w:r>
+    </w:p>
+    <w:p>
+      <w:pPr>
+        <w:pStyle w:val="Heading1"/>
+        <w:pageBreakBefore w:val="0"/>
+      </w:pPr>
+      <w:r>
+        <w:t>Expanded IVR performance diagnostics</w:t>
+      </w:r>
+    </w:p>
+    <w:p>
+      <w:r>
+        <w:t>Ask the four items below only for channel=1 and used_ivr=1. They may be asked even when a future respondent had no live-agent contact. Use performance anchors, not satisfaction or agreement anchors. Retain Q4 ivr_clarity5 separately and do not ask a duplicate clarity question.</w:t>
+      </w:r>
+    </w:p>
+    <w:p>
+      <w:pPr>
+        <w:pStyle w:val="Heading2"/>
+        <w:keepNext/>
+        <w:spacing w:before="200" w:after="100"/>
+      </w:pPr>
+      <w:r>
+        <w:t>IVR availability</w:t>
+      </w:r>
+    </w:p>
+    <w:p>
+      <w:pPr>
+        <w:keepNext/>
+      </w:pPr>
+      <w:r>
+        <w:rPr>
+          <w:b/>
+        </w:rPr>
+        <w:t xml:space="preserve">Q9a  How would you rate the availability of the recorded or interactive voice menu when you needed it?</w:t>
+      </w:r>
+      <w:r>
+        <w:t/>
+      </w:r>
+    </w:p>
+    <w:p>
+      <w:pPr>
+        <w:keepNext/>
+      </w:pPr>
+      <w:r>
+        <w:t>Ask: channel=1 and used_ivr=1  Store: ivr_availability5.</w:t>
+      </w:r>
+    </w:p>
+    <w:p>
+      <w:pPr>
+        <w:keepNext/>
+      </w:pPr>
+      <w:r>
+        <w:t>Responses: 1 Very poor; 2 Poor; 3 Adequate; 4 Good; 5 Excellent; 98 Not applicable; 99 Do not know.</w:t>
+      </w:r>
+    </w:p>
+    <w:p>
+      <w:r>
+        <w:t>Programming: Otherwise blank. 98 Not applicable and 99 Do not know are excluded from the valid 1–5 performance base.</w:t>
+      </w:r>
+    </w:p>
+    <w:p>
+      <w:pPr>
+        <w:pStyle w:val="Heading2"/>
+        <w:keepNext/>
+        <w:spacing w:before="200" w:after="100"/>
+      </w:pPr>
+      <w:r>
+        <w:t>IVR response speed</w:t>
+      </w:r>
+    </w:p>
+    <w:p>
+      <w:pPr>
+        <w:keepNext/>
+      </w:pPr>
+      <w:r>
+        <w:rPr>
+          <w:b/>
+        </w:rPr>
+        <w:t xml:space="preserve">Q9b  How would you rate the response speed of the recorded or interactive voice menu?</w:t>
+      </w:r>
+      <w:r>
+        <w:t/>
+      </w:r>
+    </w:p>
+    <w:p>
+      <w:pPr>
+        <w:keepNext/>
+      </w:pPr>
+      <w:r>
+        <w:t>Ask: channel=1 and used_ivr=1  Store: ivr_response_speed5.</w:t>
+      </w:r>
+    </w:p>
+    <w:p>
+      <w:pPr>
+        <w:keepNext/>
+      </w:pPr>
+      <w:r>
+        <w:t>Responses: 1 Very poor; 2 Poor; 3 Adequate; 4 Good; 5 Excellent; 98 Not applicable; 99 Do not know.</w:t>
+      </w:r>
+    </w:p>
+    <w:p>
+      <w:r>
+        <w:t>Programming: Otherwise blank. 98 Not applicable and 99 Do not know are excluded from the valid 1–5 performance base.</w:t>
+      </w:r>
+    </w:p>
+    <w:p>
+      <w:pPr>
+        <w:pStyle w:val="Heading2"/>
+        <w:keepNext/>
+        <w:spacing w:before="200" w:after="100"/>
+      </w:pPr>
+      <w:r>
+        <w:t>IVR information accuracy</w:t>
+      </w:r>
+    </w:p>
+    <w:p>
+      <w:pPr>
+        <w:keepNext/>
+      </w:pPr>
+      <w:r>
+        <w:rPr>
+          <w:b/>
+        </w:rPr>
+        <w:t xml:space="preserve">Q9c  How would you rate the accuracy of information provided by the recorded or interactive voice menu?</w:t>
+      </w:r>
+      <w:r>
+        <w:t/>
+      </w:r>
+    </w:p>
+    <w:p>
+      <w:pPr>
+        <w:keepNext/>
+      </w:pPr>
+      <w:r>
+        <w:t>Ask: channel=1 and used_ivr=1  Store: ivr_information_accuracy5.</w:t>
+      </w:r>
+    </w:p>
+    <w:p>
+      <w:pPr>
+        <w:keepNext/>
+      </w:pPr>
+      <w:r>
+        <w:t>Responses: 1 Very poor; 2 Poor; 3 Adequate; 4 Good; 5 Excellent; 98 Not applicable; 99 Do not know.</w:t>
+      </w:r>
+    </w:p>
+    <w:p>
+      <w:pPr>
+        <w:keepLines/>
+      </w:pPr>
+      <w:r>
+        <w:t>Programming: Leave blank if outside this item's route. 98 Not applicable and 99 Do not know are excluded from the valid 1–5 performance base. If the automated service did not provide information to judge, select 98 Not applicable.</w:t>
+      </w:r>
+    </w:p>
+    <w:p>
+      <w:pPr>
+        <w:pStyle w:val="Heading2"/>
+        <w:keepNext/>
+        <w:spacing w:before="200" w:after="100"/>
+      </w:pPr>
+      <w:r>
+        <w:t>IVR ease of use</w:t>
+      </w:r>
+    </w:p>
+    <w:p>
+      <w:pPr>
+        <w:keepNext/>
+      </w:pPr>
+      <w:r>
+        <w:rPr>
+          <w:b/>
+        </w:rPr>
+        <w:t xml:space="preserve">Q9d  How would you rate the ease of using the recorded or interactive voice menu?</w:t>
+      </w:r>
+      <w:r>
+        <w:t/>
+      </w:r>
+    </w:p>
+    <w:p>
+      <w:pPr>
+        <w:keepNext/>
+      </w:pPr>
+      <w:r>
+        <w:t>Ask: channel=1 and used_ivr=1  Store: ivr_ease5.</w:t>
+      </w:r>
+    </w:p>
+    <w:p>
+      <w:pPr>
+        <w:keepNext/>
+      </w:pPr>
+      <w:r>
+        <w:t>Responses: 1 Very poor; 2 Poor; 3 Adequate; 4 Good; 5 Excellent; 98 Not applicable; 99 Do not know.</w:t>
+      </w:r>
+    </w:p>
+    <w:p>
+      <w:r>
+        <w:t>Programming: Otherwise blank. 98 Not applicable and 99 Do not know are excluded from the valid 1–5 performance base.</w:t>
+      </w:r>
+    </w:p>
+    <w:p>
+      <w:pPr>
+        <w:pStyle w:val="Heading1"/>
+        <w:pageBreakBefore w:val="0"/>
+      </w:pPr>
+      <w:r>
+        <w:t>End of channel interview and storage</w:t>
+      </w:r>
+    </w:p>
+    <w:p>
+      <w:r>
+        <w:t>If another selected channel remains, repeat the instrument for that channel; otherwise thank the respondent and close. Do not repeat company ratings, the anchored journey, complaint history or demographics. Emotional outcomes may coexist. Higher frustration, anxiety, anger or disappointment means more negative intensity; never reverse the stored answers or calculate an undocumented net emotion score.</w:t>
+      </w:r>
+    </w:p>
+    <w:p>
+      <w:r>
+        <w:t>Each Experiences row has 88 fields: 13 shared context fields and 75 channel specific fields. Preserve all 71 baseline fields unchanged. Add channel_angry5 and channel_disappointed5 plus the 15 call centre diagnostic fields shown individually above. New call diagnostics are blank outside channel 1. All existing call rows have staff_contact=1 and call_agent_contact=1; future IVR only routing is documented, not introduced by changing baseline answers.</w:t>
+      </w:r>
+    </w:p>
+    <w:p>
+      <w:r>
+        <w:t>Channel rows per wave are 1,615, 1,653, 1,569; all three waves total 4,837. Use Banking_CSM_Channel_Wave_1.xlsx through Wave_3.xlsx or Banking_CSM_Channel_All_Waves.xlsx, never both. Choose separate or combined format, never both. Each channel retains its canonical customer weight; pooled channels count latest experiences and repeated people, not unique customers.</w:t>
       </w:r>
     </w:p>
     <w:sectPr>
       <w:footerReference w:type="default" r:id="rId9"/>
       <w:pgSz w:w="12240" w:h="15840"/>
-      <w:pgMar w:top="936" w:right="1080" w:bottom="936" w:left="1080" w:header="720" w:footer="720" w:gutter="0"/>
+      <w:pgMar w:top="1008" w:right="1080" w:bottom="936" w:left="1080" w:header="720" w:footer="720" w:gutter="0"/>
       <w:cols w:space="720"/>
       <w:docGrid w:linePitch="360"/>
     </w:sectPr>
@@ -1428,9 +3546,7 @@
       <w:pStyle w:val="Footer"/>
       <w:jc w:val="right"/>
     </w:pPr>
-    <w:r>
-      <w:t xml:space="preserve">Customer satisfaction tracking | </w:t>
-    </w:r>
+    <w:r/>
     <w:fldSimple w:instr="PAGE"/>
   </w:p>
 </w:ftr>
@@ -1800,11 +3916,12 @@
     <w:qFormat/>
     <w:rsid w:val="00FC693F"/>
     <w:pPr>
-      <w:spacing w:after="40" w:line="247" w:lineRule="auto"/>
+      <w:spacing w:after="120" w:line="252" w:lineRule="auto"/>
     </w:pPr>
     <w:rPr>
-      <w:rFonts w:ascii="Calibri" w:hAnsi="Calibri"/>
-      <w:sz w:val="20"/>
+      <w:rFonts w:ascii="Arial" w:hAnsi="Arial"/>
+      <w:color w:val="000000"/>
+      <w:sz w:val="22"/>
     </w:rPr>
   </w:style>
   <w:style w:type="paragraph" w:styleId="Header">
@@ -1862,15 +3979,15 @@
     <w:pPr>
       <w:keepNext/>
       <w:keepLines/>
-      <w:spacing w:before="480" w:after="0"/>
+      <w:spacing w:before="240" w:after="120"/>
       <w:outlineLvl w:val="0"/>
     </w:pPr>
     <w:rPr>
-      <w:rFonts w:asciiTheme="majorHAnsi" w:eastAsiaTheme="majorEastAsia" w:hAnsiTheme="majorHAnsi" w:cstheme="majorBidi" w:ascii="Calibri" w:hAnsi="Calibri"/>
+      <w:rFonts w:asciiTheme="majorHAnsi" w:eastAsiaTheme="majorEastAsia" w:hAnsiTheme="majorHAnsi" w:cstheme="majorBidi" w:ascii="Arial" w:hAnsi="Arial"/>
       <w:b/>
       <w:bCs/>
       <w:color w:val="000000"/>
-      <w:sz w:val="34"/>
+      <w:sz w:val="30"/>
       <w:szCs w:val="28"/>
     </w:rPr>
   </w:style>
@@ -1886,15 +4003,15 @@
     <w:pPr>
       <w:keepNext/>
       <w:keepLines/>
-      <w:spacing w:before="120" w:after="40"/>
+      <w:spacing w:before="160" w:after="120"/>
       <w:outlineLvl w:val="1"/>
     </w:pPr>
     <w:rPr>
-      <w:rFonts w:asciiTheme="majorHAnsi" w:eastAsiaTheme="majorEastAsia" w:hAnsiTheme="majorHAnsi" w:cstheme="majorBidi" w:ascii="Calibri" w:hAnsi="Calibri"/>
+      <w:rFonts w:asciiTheme="majorHAnsi" w:eastAsiaTheme="majorEastAsia" w:hAnsiTheme="majorHAnsi" w:cstheme="majorBidi" w:ascii="Arial" w:hAnsi="Arial"/>
       <w:b/>
       <w:bCs/>
       <w:color w:val="000000"/>
-      <w:sz w:val="24"/>
+      <w:sz w:val="22"/>
       <w:szCs w:val="26"/>
     </w:rPr>
   </w:style>
@@ -1910,11 +4027,11 @@
     <w:pPr>
       <w:keepNext/>
       <w:keepLines/>
-      <w:spacing w:before="200" w:after="0"/>
+      <w:spacing w:before="200" w:after="120"/>
       <w:outlineLvl w:val="2"/>
     </w:pPr>
     <w:rPr>
-      <w:rFonts w:asciiTheme="majorHAnsi" w:eastAsiaTheme="majorEastAsia" w:hAnsiTheme="majorHAnsi" w:cstheme="majorBidi"/>
+      <w:rFonts w:asciiTheme="majorHAnsi" w:eastAsiaTheme="majorEastAsia" w:hAnsiTheme="majorHAnsi" w:cstheme="majorBidi" w:ascii="Arial" w:hAnsi="Arial"/>
       <w:b/>
       <w:bCs/>
       <w:color w:val="000000"/>
@@ -2148,15 +4265,16 @@
     <w:qFormat/>
     <w:rsid w:val="00FC693F"/>
     <w:pPr>
-      <w:spacing w:after="300" w:line="240" w:lineRule="auto"/>
+      <w:spacing w:after="120" w:line="240" w:lineRule="auto"/>
       <w:contextualSpacing/>
     </w:pPr>
     <w:rPr>
-      <w:rFonts w:asciiTheme="majorHAnsi" w:eastAsiaTheme="majorEastAsia" w:hAnsiTheme="majorHAnsi" w:cstheme="majorBidi" w:ascii="Calibri" w:hAnsi="Calibri"/>
+      <w:rFonts w:asciiTheme="majorHAnsi" w:eastAsiaTheme="majorEastAsia" w:hAnsiTheme="majorHAnsi" w:cstheme="majorBidi" w:ascii="Arial" w:hAnsi="Arial"/>
+      <w:b/>
       <w:color w:val="000000"/>
       <w:spacing w:val="5"/>
       <w:kern w:val="28"/>
-      <w:sz w:val="54"/>
+      <w:sz w:val="44"/>
       <w:szCs w:val="52"/>
     </w:rPr>
   </w:style>
@@ -2187,9 +4305,10 @@
       <w:numPr>
         <w:ilvl w:val="1"/>
       </w:numPr>
+      <w:spacing w:after="120"/>
     </w:pPr>
     <w:rPr>
-      <w:rFonts w:asciiTheme="majorHAnsi" w:eastAsiaTheme="majorEastAsia" w:hAnsiTheme="majorHAnsi" w:cstheme="majorBidi"/>
+      <w:rFonts w:asciiTheme="majorHAnsi" w:eastAsiaTheme="majorEastAsia" w:hAnsiTheme="majorHAnsi" w:cstheme="majorBidi" w:ascii="Arial" w:hAnsi="Arial"/>
       <w:i/>
       <w:iCs/>
       <w:color w:val="000000"/>
